--- a/resources/dist/sheets/roads-trails-and-rails-west-student-sheet-en.docx
+++ b/resources/dist/sheets/roads-trails-and-rails-west-student-sheet-en.docx
@@ -76,7 +76,7 @@
         </w:rPr>
         <w:t xml:space="preserve">Open the map in MapMaker: </w:t>
       </w:r>
-      <w:hyperlink w:history="1" r:id="rIdzmzysuazaol9xinxfh0b1">
+      <w:hyperlink w:history="1" r:id="rIduf7qsa0m0fwqwcnow3h9m">
         <w:r>
           <w:rPr>
             <w:i/>

--- a/resources/dist/sheets/roads-trails-and-rails-west-student-sheet-en.docx
+++ b/resources/dist/sheets/roads-trails-and-rails-west-student-sheet-en.docx
@@ -76,7 +76,7 @@
         </w:rPr>
         <w:t xml:space="preserve">Open the map in MapMaker: </w:t>
       </w:r>
-      <w:hyperlink w:history="1" r:id="rIduf7qsa0m0fwqwcnow3h9m">
+      <w:hyperlink w:history="1" r:id="rIdkq3fki0xdq1cpxgi-n2lh">
         <w:r>
           <w:rPr>
             <w:i/>

--- a/resources/dist/sheets/roads-trails-and-rails-west-student-sheet-en.docx
+++ b/resources/dist/sheets/roads-trails-and-rails-west-student-sheet-en.docx
@@ -76,7 +76,7 @@
         </w:rPr>
         <w:t xml:space="preserve">Open the map in MapMaker: </w:t>
       </w:r>
-      <w:hyperlink w:history="1" r:id="rIdkq3fki0xdq1cpxgi-n2lh">
+      <w:hyperlink w:history="1" r:id="rIdmon5h1ljfpz8ejad9jofw">
         <w:r>
           <w:rPr>
             <w:i/>

--- a/resources/dist/sheets/roads-trails-and-rails-west-student-sheet-en.docx
+++ b/resources/dist/sheets/roads-trails-and-rails-west-student-sheet-en.docx
@@ -76,7 +76,7 @@
         </w:rPr>
         <w:t xml:space="preserve">Open the map in MapMaker: </w:t>
       </w:r>
-      <w:hyperlink w:history="1" r:id="rIdmon5h1ljfpz8ejad9jofw">
+      <w:hyperlink w:history="1" r:id="rIdeo5hlacbbzpu-kqy2ddlm">
         <w:r>
           <w:rPr>
             <w:i/>

--- a/resources/dist/sheets/roads-trails-and-rails-west-student-sheet-en.docx
+++ b/resources/dist/sheets/roads-trails-and-rails-west-student-sheet-en.docx
@@ -76,7 +76,7 @@
         </w:rPr>
         <w:t xml:space="preserve">Open the map in MapMaker: </w:t>
       </w:r>
-      <w:hyperlink w:history="1" r:id="rIdeo5hlacbbzpu-kqy2ddlm">
+      <w:hyperlink w:history="1" r:id="rIdu5luvdrmfn3-kzmh2qjvw">
         <w:r>
           <w:rPr>
             <w:i/>

--- a/resources/dist/sheets/roads-trails-and-rails-west-student-sheet-en.docx
+++ b/resources/dist/sheets/roads-trails-and-rails-west-student-sheet-en.docx
@@ -76,7 +76,7 @@
         </w:rPr>
         <w:t xml:space="preserve">Open the map in MapMaker: </w:t>
       </w:r>
-      <w:hyperlink w:history="1" r:id="rIdu5luvdrmfn3-kzmh2qjvw">
+      <w:hyperlink w:history="1" r:id="rIdsza6gdxmmxxskjlkleg5x">
         <w:r>
           <w:rPr>
             <w:i/>

--- a/resources/dist/sheets/roads-trails-and-rails-west-student-sheet-en.docx
+++ b/resources/dist/sheets/roads-trails-and-rails-west-student-sheet-en.docx
@@ -76,7 +76,7 @@
         </w:rPr>
         <w:t xml:space="preserve">Open the map in MapMaker: </w:t>
       </w:r>
-      <w:hyperlink w:history="1" r:id="rIdsza6gdxmmxxskjlkleg5x">
+      <w:hyperlink w:history="1" r:id="rIdkwex9tci2aijfrkb-v_nz">
         <w:r>
           <w:rPr>
             <w:i/>

--- a/resources/dist/sheets/roads-trails-and-rails-west-student-sheet-en.docx
+++ b/resources/dist/sheets/roads-trails-and-rails-west-student-sheet-en.docx
@@ -76,7 +76,7 @@
         </w:rPr>
         <w:t xml:space="preserve">Open the map in MapMaker: </w:t>
       </w:r>
-      <w:hyperlink w:history="1" r:id="rIdkwex9tci2aijfrkb-v_nz">
+      <w:hyperlink w:history="1" r:id="rIdu_d5oyieyfdlsawx0aahm">
         <w:r>
           <w:rPr>
             <w:i/>

--- a/resources/dist/sheets/roads-trails-and-rails-west-student-sheet-en.docx
+++ b/resources/dist/sheets/roads-trails-and-rails-west-student-sheet-en.docx
@@ -76,7 +76,7 @@
         </w:rPr>
         <w:t xml:space="preserve">Open the map in MapMaker: </w:t>
       </w:r>
-      <w:hyperlink w:history="1" r:id="rIdu_d5oyieyfdlsawx0aahm">
+      <w:hyperlink w:history="1" r:id="rId2tdwaj0h_c3nhlkxsgre0">
         <w:r>
           <w:rPr>
             <w:i/>

--- a/resources/dist/sheets/roads-trails-and-rails-west-student-sheet-en.docx
+++ b/resources/dist/sheets/roads-trails-and-rails-west-student-sheet-en.docx
@@ -76,7 +76,7 @@
         </w:rPr>
         <w:t xml:space="preserve">Open the map in MapMaker: </w:t>
       </w:r>
-      <w:hyperlink w:history="1" r:id="rId2tdwaj0h_c3nhlkxsgre0">
+      <w:hyperlink w:history="1" r:id="rId2bc5pvfvkkwxxu1a7urn1">
         <w:r>
           <w:rPr>
             <w:i/>

--- a/resources/dist/sheets/roads-trails-and-rails-west-student-sheet-en.docx
+++ b/resources/dist/sheets/roads-trails-and-rails-west-student-sheet-en.docx
@@ -76,7 +76,7 @@
         </w:rPr>
         <w:t xml:space="preserve">Open the map in MapMaker: </w:t>
       </w:r>
-      <w:hyperlink w:history="1" r:id="rId2bc5pvfvkkwxxu1a7urn1">
+      <w:hyperlink w:history="1" r:id="rIdk6uebanyf0oqrzalm5q5q">
         <w:r>
           <w:rPr>
             <w:i/>
@@ -92,6 +92,7 @@
     <w:p>
       <w:pPr>
         <w:pStyle w:val="ListParagraph"/>
+        <w:keepNext w:val="false"/>
         <w:numPr>
           <w:ilvl w:val="0"/>
           <w:numId w:val="2"/>
@@ -115,6 +116,7 @@
     </w:p>
     <w:p>
       <w:pPr>
+        <w:keepNext w:val="false"/>
         <w:pBdr>
           <w:bottom w:val="single" w:color="8A949F" w:sz="4" w:space="1"/>
         </w:pBdr>
@@ -129,6 +131,7 @@
     </w:p>
     <w:p>
       <w:pPr>
+        <w:keepNext w:val="false"/>
         <w:pBdr>
           <w:bottom w:val="single" w:color="8A949E" w:sz="4" w:space="1"/>
         </w:pBdr>
@@ -144,6 +147,7 @@
     <w:p>
       <w:pPr>
         <w:pStyle w:val="ListParagraph"/>
+        <w:keepNext w:val="false"/>
         <w:numPr>
           <w:ilvl w:val="0"/>
           <w:numId w:val="2"/>
@@ -167,6 +171,7 @@
     </w:p>
     <w:p>
       <w:pPr>
+        <w:keepNext w:val="false"/>
         <w:spacing w:before="120"/>
         <w:ind w:left="360"/>
       </w:pPr>
@@ -179,6 +184,7 @@
     </w:p>
     <w:p>
       <w:pPr>
+        <w:keepNext w:val="false"/>
         <w:pBdr>
           <w:bottom w:val="single" w:color="8A949F" w:sz="4" w:space="1"/>
         </w:pBdr>
@@ -193,6 +199,7 @@
     </w:p>
     <w:p>
       <w:pPr>
+        <w:keepNext w:val="false"/>
         <w:pBdr>
           <w:bottom w:val="single" w:color="8A949E" w:sz="4" w:space="1"/>
         </w:pBdr>
@@ -208,6 +215,7 @@
     <w:p>
       <w:pPr>
         <w:pStyle w:val="ListParagraph"/>
+        <w:keepNext w:val="false"/>
         <w:numPr>
           <w:ilvl w:val="0"/>
           <w:numId w:val="2"/>
@@ -231,6 +239,7 @@
     </w:p>
     <w:p>
       <w:pPr>
+        <w:keepNext w:val="false"/>
         <w:pBdr>
           <w:bottom w:val="single" w:color="8A949F" w:sz="4" w:space="1"/>
         </w:pBdr>
@@ -245,6 +254,7 @@
     </w:p>
     <w:p>
       <w:pPr>
+        <w:keepNext w:val="false"/>
         <w:pBdr>
           <w:bottom w:val="single" w:color="8A949E" w:sz="4" w:space="1"/>
         </w:pBdr>
@@ -260,6 +270,7 @@
     <w:p>
       <w:pPr>
         <w:pStyle w:val="ListParagraph"/>
+        <w:keepNext w:val="false"/>
         <w:numPr>
           <w:ilvl w:val="0"/>
           <w:numId w:val="2"/>
@@ -283,6 +294,7 @@
     </w:p>
     <w:p>
       <w:pPr>
+        <w:keepNext w:val="false"/>
         <w:pBdr>
           <w:bottom w:val="single" w:color="8A949F" w:sz="4" w:space="1"/>
         </w:pBdr>
@@ -297,6 +309,7 @@
     </w:p>
     <w:p>
       <w:pPr>
+        <w:keepNext w:val="false"/>
         <w:pBdr>
           <w:bottom w:val="single" w:color="8A949E" w:sz="4" w:space="1"/>
         </w:pBdr>
@@ -311,6 +324,7 @@
     </w:p>
     <w:p>
       <w:pPr>
+        <w:keepNext w:val="false"/>
         <w:spacing w:before="320"/>
       </w:pPr>
       <w:r>
@@ -330,6 +344,7 @@
     </w:p>
     <w:p>
       <w:pPr>
+        <w:keepNext w:val="false"/>
         <w:pBdr>
           <w:bottom w:val="single" w:color="8A949F" w:sz="4" w:space="1"/>
         </w:pBdr>
@@ -344,6 +359,7 @@
     </w:p>
     <w:p>
       <w:pPr>
+        <w:keepNext w:val="false"/>
         <w:pBdr>
           <w:bottom w:val="single" w:color="8A949E" w:sz="4" w:space="1"/>
         </w:pBdr>
@@ -358,6 +374,7 @@
     </w:p>
     <w:p>
       <w:pPr>
+        <w:keepNext w:val="false"/>
         <w:pBdr>
           <w:bottom w:val="single" w:color="8A949F" w:sz="4" w:space="1"/>
         </w:pBdr>
@@ -793,6 +810,25 @@
       <w:szCs w:val="36"/>
     </w:rPr>
   </w:style>
+  <w:style w:type="paragraph" w:styleId="Heading2">
+    <w:name w:val="Heading 2"/>
+    <w:basedOn w:val="Normal"/>
+    <w:next w:val="Normal"/>
+    <w:qFormat/>
+    <w:pPr>
+      <w:keepNext/>
+      <w:spacing w:after="40" w:before="180"/>
+      <w:outlineLvl w:val="1"/>
+    </w:pPr>
+    <w:rPr>
+      <w:rFonts w:ascii="Arial" w:cs="Arial" w:eastAsia="Arial" w:hAnsi="Arial"/>
+      <w:b/>
+      <w:bCs/>
+      <w:color w:val="1F1F1F"/>
+      <w:sz w:val="28"/>
+      <w:szCs w:val="28"/>
+    </w:rPr>
+  </w:style>
   <w:style w:type="paragraph" w:styleId="Subtle">
     <w:name w:val="Subtle"/>
     <w:basedOn w:val="Normal"/>

--- a/resources/dist/sheets/roads-trails-and-rails-west-student-sheet-en.docx
+++ b/resources/dist/sheets/roads-trails-and-rails-west-student-sheet-en.docx
@@ -29,7 +29,7 @@
         <w:tabs>
           <w:tab w:val="left" w:pos="5200"/>
         </w:tabs>
-        <w:spacing w:after="200" w:before="200"/>
+        <w:spacing w:after="120" w:before="120"/>
       </w:pPr>
       <w:r>
         <w:rPr>
@@ -76,7 +76,7 @@
         </w:rPr>
         <w:t xml:space="preserve">Open the map in MapMaker: </w:t>
       </w:r>
-      <w:hyperlink w:history="1" r:id="rIdk6uebanyf0oqrzalm5q5q">
+      <w:hyperlink w:history="1" r:id="rIdsjznczgwa2ealc1qt7pjo">
         <w:r>
           <w:rPr>
             <w:i/>
@@ -91,8 +91,83 @@
     </w:p>
     <w:p>
       <w:pPr>
+        <w:pStyle w:val="Heading2"/>
+      </w:pPr>
+      <w:r>
+        <w:rPr>
+          <w:lang w:val="en-US"/>
+        </w:rPr>
+        <w:t xml:space="preserve">Before you start</w:t>
+      </w:r>
+    </w:p>
+    <w:p>
+      <w:pPr>
+        <w:spacing w:after="80"/>
+      </w:pPr>
+      <w:r>
+        <w:rPr>
+          <w:lang w:val="en-US"/>
+        </w:rPr>
+        <w:t xml:space="preserve">In the 1800s, hundreds of thousands of people from the eastern United States went west in wagons, looking for farmland, gold or a place to practice their religion freely. A journey along one of the trails could take months. Later in the century, railroads were built across the West.</w:t>
+      </w:r>
+    </w:p>
+    <w:p>
+      <w:pPr>
+        <w:pStyle w:val="Heading2"/>
+      </w:pPr>
+      <w:r>
+        <w:rPr>
+          <w:lang w:val="en-US"/>
+        </w:rPr>
+        <w:t xml:space="preserve">Reading the map</w:t>
+      </w:r>
+    </w:p>
+    <w:p>
+      <w:pPr>
+        <w:spacing w:after="80"/>
+      </w:pPr>
+      <w:r>
+        <w:rPr>
+          <w:lang w:val="en-US"/>
+        </w:rPr>
+        <w:t xml:space="preserve">Each trail is a dotted line in its own color; the legend names them. Railroads and Indigenous Territories are off when the map opens: turn them on in Map layers. Thick colored lines are the transcontinental railroads, and thin gray lines are other railroads. Each Indigenous nation's territory is shaded in its own color, and its name appears when you zoom in. The territories are approximate and aren't listed in the legend.</w:t>
+      </w:r>
+    </w:p>
+    <w:p>
+      <w:pPr>
+        <w:shd w:fill="F3F3F3" w:val="clear"/>
+        <w:spacing w:after="120" w:before="60"/>
+      </w:pPr>
+      <w:r>
+        <w:rPr>
+          <w:b/>
+          <w:bCs/>
+          <w:lang w:val="en-US"/>
+        </w:rPr>
+        <w:t xml:space="preserve">Tip: </w:t>
+      </w:r>
+      <w:r>
+        <w:rPr>
+          <w:lang w:val="en-US"/>
+        </w:rPr>
+        <w:t xml:space="preserve">If a pop-up says 1 of 2 (or more), more than one thing is at that spot. Use the arrows in the pop-up to see each one.</w:t>
+      </w:r>
+    </w:p>
+    <w:p>
+      <w:pPr>
+        <w:pStyle w:val="Heading2"/>
+      </w:pPr>
+      <w:r>
+        <w:rPr>
+          <w:lang w:val="en-US"/>
+        </w:rPr>
+        <w:t xml:space="preserve">Questions</w:t>
+      </w:r>
+    </w:p>
+    <w:p>
+      <w:pPr>
         <w:pStyle w:val="ListParagraph"/>
-        <w:keepNext w:val="false"/>
+        <w:keepNext/>
         <w:numPr>
           <w:ilvl w:val="0"/>
           <w:numId w:val="2"/>
@@ -111,31 +186,61 @@
         <w:rPr>
           <w:lang w:val="en-US"/>
         </w:rPr>
-        <w:t xml:space="preserve">Click three trails. Where did each one start and end? In which state do most of the trails start?</w:t>
+        <w:t xml:space="preserve">Click three of the dotted trail lines. Where did each one start and end? In which state do most of the trails start?</w:t>
+      </w:r>
+    </w:p>
+    <w:p>
+      <w:pPr>
+        <w:keepNext/>
+        <w:pBdr>
+          <w:bottom w:val="single" w:color="8A949F" w:sz="4" w:space="1"/>
+        </w:pBdr>
+        <w:spacing w:before="150"/>
+      </w:pPr>
+      <w:r>
+        <w:rPr>
+          <w:lang w:val="en-US"/>
+        </w:rPr>
+        <w:t xml:space="preserve"/>
+      </w:r>
+    </w:p>
+    <w:p>
+      <w:pPr>
+        <w:keepNext/>
+        <w:pBdr>
+          <w:bottom w:val="single" w:color="8A949E" w:sz="4" w:space="1"/>
+        </w:pBdr>
+        <w:spacing w:before="150"/>
+      </w:pPr>
+      <w:r>
+        <w:rPr>
+          <w:lang w:val="en-US"/>
+        </w:rPr>
+        <w:t xml:space="preserve"/>
+      </w:r>
+    </w:p>
+    <w:p>
+      <w:pPr>
+        <w:keepNext/>
+        <w:pBdr>
+          <w:bottom w:val="single" w:color="8A949F" w:sz="4" w:space="1"/>
+        </w:pBdr>
+        <w:spacing w:before="150"/>
+      </w:pPr>
+      <w:r>
+        <w:rPr>
+          <w:lang w:val="en-US"/>
+        </w:rPr>
+        <w:t xml:space="preserve"/>
       </w:r>
     </w:p>
     <w:p>
       <w:pPr>
         <w:keepNext w:val="false"/>
         <w:pBdr>
-          <w:bottom w:val="single" w:color="8A949F" w:sz="4" w:space="1"/>
-        </w:pBdr>
-        <w:spacing w:before="170"/>
-      </w:pPr>
-      <w:r>
-        <w:rPr>
-          <w:lang w:val="en-US"/>
-        </w:rPr>
-        <w:t xml:space="preserve"/>
-      </w:r>
-    </w:p>
-    <w:p>
-      <w:pPr>
-        <w:keepNext w:val="false"/>
-        <w:pBdr>
           <w:bottom w:val="single" w:color="8A949E" w:sz="4" w:space="1"/>
         </w:pBdr>
-        <w:spacing w:before="170"/>
+        <w:spacing w:before="150"/>
       </w:pPr>
       <w:r>
         <w:rPr>
@@ -147,7 +252,7 @@
     <w:p>
       <w:pPr>
         <w:pStyle w:val="ListParagraph"/>
-        <w:keepNext w:val="false"/>
+        <w:keepNext/>
         <w:numPr>
           <w:ilvl w:val="0"/>
           <w:numId w:val="2"/>
@@ -166,12 +271,12 @@
         <w:rPr>
           <w:lang w:val="en-US"/>
         </w:rPr>
-        <w:t xml:space="preserve">Click the Oregon Trail. How long was it, and how many people traveled it? Why is the trail longer than a straight line?</w:t>
-      </w:r>
-    </w:p>
-    <w:p>
-      <w:pPr>
-        <w:keepNext w:val="false"/>
+        <w:t xml:space="preserve">Click the Oregon Trail (find its color in the legend). How long was it, and how many people traveled it? Why is the trail longer than a straight line?</w:t>
+      </w:r>
+    </w:p>
+    <w:p>
+      <w:pPr>
+        <w:keepNext/>
         <w:spacing w:before="120"/>
         <w:ind w:left="360"/>
       </w:pPr>
@@ -184,26 +289,41 @@
     </w:p>
     <w:p>
       <w:pPr>
+        <w:keepNext/>
+        <w:pBdr>
+          <w:bottom w:val="single" w:color="8A949F" w:sz="4" w:space="1"/>
+        </w:pBdr>
+        <w:spacing w:before="150"/>
+      </w:pPr>
+      <w:r>
+        <w:rPr>
+          <w:lang w:val="en-US"/>
+        </w:rPr>
+        <w:t xml:space="preserve"/>
+      </w:r>
+    </w:p>
+    <w:p>
+      <w:pPr>
+        <w:keepNext/>
+        <w:pBdr>
+          <w:bottom w:val="single" w:color="8A949E" w:sz="4" w:space="1"/>
+        </w:pBdr>
+        <w:spacing w:before="150"/>
+      </w:pPr>
+      <w:r>
+        <w:rPr>
+          <w:lang w:val="en-US"/>
+        </w:rPr>
+        <w:t xml:space="preserve"/>
+      </w:r>
+    </w:p>
+    <w:p>
+      <w:pPr>
         <w:keepNext w:val="false"/>
         <w:pBdr>
           <w:bottom w:val="single" w:color="8A949F" w:sz="4" w:space="1"/>
         </w:pBdr>
-        <w:spacing w:before="170"/>
-      </w:pPr>
-      <w:r>
-        <w:rPr>
-          <w:lang w:val="en-US"/>
-        </w:rPr>
-        <w:t xml:space="preserve"/>
-      </w:r>
-    </w:p>
-    <w:p>
-      <w:pPr>
-        <w:keepNext w:val="false"/>
-        <w:pBdr>
-          <w:bottom w:val="single" w:color="8A949E" w:sz="4" w:space="1"/>
-        </w:pBdr>
-        <w:spacing w:before="170"/>
+        <w:spacing w:before="150"/>
       </w:pPr>
       <w:r>
         <w:rPr>
@@ -215,7 +335,7 @@
     <w:p>
       <w:pPr>
         <w:pStyle w:val="ListParagraph"/>
-        <w:keepNext w:val="false"/>
+        <w:keepNext/>
         <w:numPr>
           <w:ilvl w:val="0"/>
           <w:numId w:val="2"/>
@@ -234,7 +354,37 @@
         <w:rPr>
           <w:lang w:val="en-US"/>
         </w:rPr>
-        <w:t xml:space="preserve">Turn on the Indigenous Territories layer and follow one trail. Was the land the trail crossed empty? What might the trail have meant for the people who lived there?</w:t>
+        <w:t xml:space="preserve">In Map layers, turn on Indigenous Territories. Zoom in until the nations' names appear, then follow one trail. Was the land the trail crossed empty? What might the trail have meant for the people who lived there?</w:t>
+      </w:r>
+    </w:p>
+    <w:p>
+      <w:pPr>
+        <w:keepNext/>
+        <w:pBdr>
+          <w:bottom w:val="single" w:color="8A949F" w:sz="4" w:space="1"/>
+        </w:pBdr>
+        <w:spacing w:before="150"/>
+      </w:pPr>
+      <w:r>
+        <w:rPr>
+          <w:lang w:val="en-US"/>
+        </w:rPr>
+        <w:t xml:space="preserve"/>
+      </w:r>
+    </w:p>
+    <w:p>
+      <w:pPr>
+        <w:keepNext/>
+        <w:pBdr>
+          <w:bottom w:val="single" w:color="8A949E" w:sz="4" w:space="1"/>
+        </w:pBdr>
+        <w:spacing w:before="150"/>
+      </w:pPr>
+      <w:r>
+        <w:rPr>
+          <w:lang w:val="en-US"/>
+        </w:rPr>
+        <w:t xml:space="preserve"/>
       </w:r>
     </w:p>
     <w:p>
@@ -243,22 +393,7 @@
         <w:pBdr>
           <w:bottom w:val="single" w:color="8A949F" w:sz="4" w:space="1"/>
         </w:pBdr>
-        <w:spacing w:before="170"/>
-      </w:pPr>
-      <w:r>
-        <w:rPr>
-          <w:lang w:val="en-US"/>
-        </w:rPr>
-        <w:t xml:space="preserve"/>
-      </w:r>
-    </w:p>
-    <w:p>
-      <w:pPr>
-        <w:keepNext w:val="false"/>
-        <w:pBdr>
-          <w:bottom w:val="single" w:color="8A949E" w:sz="4" w:space="1"/>
-        </w:pBdr>
-        <w:spacing w:before="170"/>
+        <w:spacing w:before="150"/>
       </w:pPr>
       <w:r>
         <w:rPr>
@@ -270,7 +405,7 @@
     <w:p>
       <w:pPr>
         <w:pStyle w:val="ListParagraph"/>
-        <w:keepNext w:val="false"/>
+        <w:keepNext/>
         <w:numPr>
           <w:ilvl w:val="0"/>
           <w:numId w:val="2"/>
@@ -289,7 +424,37 @@
         <w:rPr>
           <w:lang w:val="en-US"/>
         </w:rPr>
-        <w:t xml:space="preserve">Turn on the Railroads layers. Which trails does the Union Pacific and Central Pacific line follow most closely? Click a railroad line: when was it in operation?</w:t>
+        <w:t xml:space="preserve">In Map layers, turn on Railroads. Which trails does the Union Pacific and Central Pacific line follow most closely? Click a thin gray railroad line: when was it in operation?</w:t>
+      </w:r>
+    </w:p>
+    <w:p>
+      <w:pPr>
+        <w:keepNext/>
+        <w:pBdr>
+          <w:bottom w:val="single" w:color="8A949F" w:sz="4" w:space="1"/>
+        </w:pBdr>
+        <w:spacing w:before="150"/>
+      </w:pPr>
+      <w:r>
+        <w:rPr>
+          <w:lang w:val="en-US"/>
+        </w:rPr>
+        <w:t xml:space="preserve"/>
+      </w:r>
+    </w:p>
+    <w:p>
+      <w:pPr>
+        <w:keepNext/>
+        <w:pBdr>
+          <w:bottom w:val="single" w:color="8A949E" w:sz="4" w:space="1"/>
+        </w:pBdr>
+        <w:spacing w:before="150"/>
+      </w:pPr>
+      <w:r>
+        <w:rPr>
+          <w:lang w:val="en-US"/>
+        </w:rPr>
+        <w:t xml:space="preserve"/>
       </w:r>
     </w:p>
     <w:p>
@@ -298,33 +463,18 @@
         <w:pBdr>
           <w:bottom w:val="single" w:color="8A949F" w:sz="4" w:space="1"/>
         </w:pBdr>
-        <w:spacing w:before="170"/>
-      </w:pPr>
-      <w:r>
-        <w:rPr>
-          <w:lang w:val="en-US"/>
-        </w:rPr>
-        <w:t xml:space="preserve"/>
-      </w:r>
-    </w:p>
-    <w:p>
-      <w:pPr>
-        <w:keepNext w:val="false"/>
-        <w:pBdr>
-          <w:bottom w:val="single" w:color="8A949E" w:sz="4" w:space="1"/>
-        </w:pBdr>
-        <w:spacing w:before="170"/>
-      </w:pPr>
-      <w:r>
-        <w:rPr>
-          <w:lang w:val="en-US"/>
-        </w:rPr>
-        <w:t xml:space="preserve"/>
-      </w:r>
-    </w:p>
-    <w:p>
-      <w:pPr>
-        <w:keepNext w:val="false"/>
+        <w:spacing w:before="150"/>
+      </w:pPr>
+      <w:r>
+        <w:rPr>
+          <w:lang w:val="en-US"/>
+        </w:rPr>
+        <w:t xml:space="preserve"/>
+      </w:r>
+    </w:p>
+    <w:p>
+      <w:pPr>
+        <w:keepNext/>
         <w:spacing w:before="320"/>
       </w:pPr>
       <w:r>
@@ -344,11 +494,123 @@
     </w:p>
     <w:p>
       <w:pPr>
+        <w:keepNext/>
+        <w:pBdr>
+          <w:bottom w:val="single" w:color="8A949F" w:sz="4" w:space="1"/>
+        </w:pBdr>
+        <w:spacing w:before="150"/>
+      </w:pPr>
+      <w:r>
+        <w:rPr>
+          <w:lang w:val="en-US"/>
+        </w:rPr>
+        <w:t xml:space="preserve"/>
+      </w:r>
+    </w:p>
+    <w:p>
+      <w:pPr>
+        <w:keepNext/>
+        <w:pBdr>
+          <w:bottom w:val="single" w:color="8A949E" w:sz="4" w:space="1"/>
+        </w:pBdr>
+        <w:spacing w:before="150"/>
+      </w:pPr>
+      <w:r>
+        <w:rPr>
+          <w:lang w:val="en-US"/>
+        </w:rPr>
+        <w:t xml:space="preserve"/>
+      </w:r>
+    </w:p>
+    <w:p>
+      <w:pPr>
+        <w:keepNext/>
+        <w:pBdr>
+          <w:bottom w:val="single" w:color="8A949F" w:sz="4" w:space="1"/>
+        </w:pBdr>
+        <w:spacing w:before="150"/>
+      </w:pPr>
+      <w:r>
+        <w:rPr>
+          <w:lang w:val="en-US"/>
+        </w:rPr>
+        <w:t xml:space="preserve"/>
+      </w:r>
+    </w:p>
+    <w:p>
+      <w:pPr>
+        <w:keepNext/>
+        <w:pBdr>
+          <w:bottom w:val="single" w:color="8A949E" w:sz="4" w:space="1"/>
+        </w:pBdr>
+        <w:spacing w:before="150"/>
+      </w:pPr>
+      <w:r>
+        <w:rPr>
+          <w:lang w:val="en-US"/>
+        </w:rPr>
+        <w:t xml:space="preserve"/>
+      </w:r>
+    </w:p>
+    <w:p>
+      <w:pPr>
         <w:keepNext w:val="false"/>
         <w:pBdr>
           <w:bottom w:val="single" w:color="8A949F" w:sz="4" w:space="1"/>
         </w:pBdr>
-        <w:spacing w:before="170"/>
+        <w:spacing w:before="150"/>
+      </w:pPr>
+      <w:r>
+        <w:rPr>
+          <w:lang w:val="en-US"/>
+        </w:rPr>
+        <w:t xml:space="preserve"/>
+      </w:r>
+    </w:p>
+    <w:p>
+      <w:pPr>
+        <w:pStyle w:val="Heading2"/>
+      </w:pPr>
+      <w:r>
+        <w:rPr>
+          <w:lang w:val="en-US"/>
+        </w:rPr>
+        <w:t xml:space="preserve">Looking back</w:t>
+      </w:r>
+    </w:p>
+    <w:p>
+      <w:pPr>
+        <w:keepNext/>
+      </w:pPr>
+      <w:r>
+        <w:rPr>
+          <w:lang w:val="en-US"/>
+        </w:rPr>
+        <w:t xml:space="preserve">What did the map show you about the journey west that you might not have noticed from reading alone?</w:t>
+      </w:r>
+    </w:p>
+    <w:p>
+      <w:pPr>
+        <w:keepNext/>
+        <w:pBdr>
+          <w:bottom w:val="single" w:color="8A949F" w:sz="4" w:space="1"/>
+        </w:pBdr>
+        <w:spacing w:before="150"/>
+      </w:pPr>
+      <w:r>
+        <w:rPr>
+          <w:lang w:val="en-US"/>
+        </w:rPr>
+        <w:t xml:space="preserve"/>
+      </w:r>
+    </w:p>
+    <w:p>
+      <w:pPr>
+        <w:keepNext/>
+        <w:pBdr>
+          <w:bottom w:val="single" w:color="8A949E" w:sz="4" w:space="1"/>
+        </w:pBdr>
+        <w:spacing w:before="150"/>
       </w:pPr>
       <w:r>
         <w:rPr>
@@ -361,36 +623,33 @@
       <w:pPr>
         <w:keepNext w:val="false"/>
         <w:pBdr>
-          <w:bottom w:val="single" w:color="8A949E" w:sz="4" w:space="1"/>
-        </w:pBdr>
-        <w:spacing w:before="170"/>
-      </w:pPr>
-      <w:r>
-        <w:rPr>
-          <w:lang w:val="en-US"/>
-        </w:rPr>
-        <w:t xml:space="preserve"/>
-      </w:r>
-    </w:p>
-    <w:p>
-      <w:pPr>
-        <w:keepNext w:val="false"/>
-        <w:pBdr>
-          <w:bottom w:val="single" w:color="8A949F" w:sz="4" w:space="1"/>
-        </w:pBdr>
-        <w:spacing w:before="170"/>
-      </w:pPr>
-      <w:r>
-        <w:rPr>
-          <w:lang w:val="en-US"/>
-        </w:rPr>
-        <w:t xml:space="preserve"/>
+          <w:bottom w:val="single" w:color="8A949F" w:sz="4" w:space="1"/>
+        </w:pBdr>
+        <w:spacing w:before="150"/>
+      </w:pPr>
+      <w:r>
+        <w:rPr>
+          <w:lang w:val="en-US"/>
+        </w:rPr>
+        <w:t xml:space="preserve"/>
+      </w:r>
+    </w:p>
+    <w:p>
+      <w:pPr>
+        <w:pStyle w:val="Credits"/>
+        <w:spacing w:before="360"/>
+      </w:pPr>
+      <w:r>
+        <w:rPr>
+          <w:lang w:val="en-US"/>
+        </w:rPr>
+        <w:t xml:space="preserve">Map data: National Geographic Education, from National Park Service trail information; Jeremy Atack, historical railroad data (ICPSR 36353), prepared by the MapMaker team; Native Land Digital.</w:t>
       </w:r>
     </w:p>
     <w:sectPr>
       <w:footerReference w:type="default" r:id="rId7"/>
       <w:pgSz w:w="12240" w:h="15840" w:orient="portrait"/>
-      <w:pgMar w:top="1080" w:right="1080" w:bottom="1080" w:left="1080" w:header="708" w:footer="500" w:gutter="0"/>
+      <w:pgMar w:top="900" w:right="1080" w:bottom="900" w:left="1080" w:header="708" w:footer="500" w:gutter="0"/>
       <w:pgNumType/>
       <w:docGrid w:linePitch="360"/>
     </w:sectPr>
@@ -449,7 +708,7 @@
       <w:rPr>
         <w:lang w:val="en-US"/>
       </w:rPr>
-      <w:t xml:space="preserve">Roads, Trails, and Rails West, version 0.1.0. Map data: National Geographic Education, from National Park Service trail information; Jeremy Atack, historical railroad data (ICPSR 36353), prepared by the MapMaker team; Native Land Digital.</w:t>
+      <w:t xml:space="preserve">Roads, Trails, and Rails West, version 0.2.0.</w:t>
     </w:r>
   </w:p>
 </w:ftr>

--- a/resources/dist/sheets/roads-trails-and-rails-west-student-sheet-en.docx
+++ b/resources/dist/sheets/roads-trails-and-rails-west-student-sheet-en.docx
@@ -76,7 +76,7 @@
         </w:rPr>
         <w:t xml:space="preserve">Open the map in MapMaker: </w:t>
       </w:r>
-      <w:hyperlink w:history="1" r:id="rIdsjznczgwa2ealc1qt7pjo">
+      <w:hyperlink w:history="1" r:id="rIdpmditrmouse7ef3edjemz">
         <w:r>
           <w:rPr>
             <w:i/>

--- a/resources/dist/sheets/roads-trails-and-rails-west-student-sheet-en.docx
+++ b/resources/dist/sheets/roads-trails-and-rails-west-student-sheet-en.docx
@@ -7,9 +7,6 @@
         <w:pStyle w:val="Heading1"/>
       </w:pPr>
       <w:r>
-        <w:rPr>
-          <w:lang w:val="en-US"/>
-        </w:rPr>
         <w:t xml:space="preserve">Roads, Trails, and Rails West</w:t>
       </w:r>
     </w:p>
@@ -18,30 +15,26 @@
         <w:pStyle w:val="Subtle"/>
       </w:pPr>
       <w:r>
-        <w:rPr>
-          <w:lang w:val="en-US"/>
-        </w:rPr>
         <w:t xml:space="preserve">Student sheet</w:t>
       </w:r>
     </w:p>
     <w:p>
       <w:pPr>
         <w:tabs>
-          <w:tab w:val="left" w:pos="5200"/>
+          <w:tab w:val="left" w:pos="5000" w:leader="underscore"/>
+          <w:tab w:val="left" w:pos="5600"/>
+          <w:tab w:val="left" w:pos="9400" w:leader="underscore"/>
         </w:tabs>
         <w:spacing w:after="120" w:before="120"/>
       </w:pPr>
       <w:r>
-        <w:rPr>
-          <w:lang w:val="en-US"/>
-        </w:rPr>
-        <w:t xml:space="preserve">Name: ____________________________</w:t>
-      </w:r>
-      <w:r>
-        <w:rPr>
-          <w:lang w:val="en-US"/>
-        </w:rPr>
-        <w:t xml:space="preserve">	Date: ______________</w:t>
+        <w:t xml:space="preserve">Name:</w:t>
+      </w:r>
+      <w:r>
+        <w:t xml:space="preserve">		Date:</w:t>
+      </w:r>
+      <w:r>
+        <w:t xml:space="preserve">	</w:t>
       </w:r>
     </w:p>
     <w:p>
@@ -53,37 +46,31 @@
         <w:rPr>
           <w:b/>
           <w:bCs/>
-          <w:lang w:val="en-US"/>
         </w:rPr>
         <w:t xml:space="preserve">Big question: </w:t>
       </w:r>
       <w:r>
-        <w:rPr>
-          <w:lang w:val="en-US"/>
-        </w:rPr>
         <w:t xml:space="preserve">How did trails and then railroads change the American West, and for whom?</w:t>
       </w:r>
     </w:p>
     <w:p>
       <w:pPr>
-        <w:spacing w:after="160"/>
+        <w:spacing w:after="40"/>
       </w:pPr>
       <w:r>
         <w:rPr>
           <w:i/>
           <w:iCs/>
-          <w:lang w:val="en-US"/>
         </w:rPr>
         <w:t xml:space="preserve">Open the map in MapMaker: </w:t>
       </w:r>
-      <w:hyperlink w:history="1" r:id="rIdpmditrmouse7ef3edjemz">
+      <w:hyperlink w:history="1" r:id="rIdfpn7rny-csxz4izwa64tm">
         <w:r>
           <w:rPr>
             <w:i/>
             <w:iCs/>
             <w:color w:val="0A4FA8"/>
             <w:u w:val="single"/>
-            <w:lang w:val="en-US"/>
           </w:rPr>
           <w:t xml:space="preserve">Roads, Trails, and Rails West</w:t>
         </w:r>
@@ -91,12 +78,18 @@
     </w:p>
     <w:p>
       <w:pPr>
+        <w:pStyle w:val="Credits"/>
+        <w:spacing w:after="160"/>
+      </w:pPr>
+      <w:r>
+        <w:t xml:space="preserve">Map address: https://mpmkr.maps.arcgis.com/apps/instant/atlas/index.html?appid=0cd1cdee853c413a84bfe4b9a6931f0d&amp;webmap=3ec83a9d66454ade8aead0a64872d931</w:t>
+      </w:r>
+    </w:p>
+    <w:p>
+      <w:pPr>
         <w:pStyle w:val="Heading2"/>
       </w:pPr>
       <w:r>
-        <w:rPr>
-          <w:lang w:val="en-US"/>
-        </w:rPr>
         <w:t xml:space="preserve">Before you start</w:t>
       </w:r>
     </w:p>
@@ -105,9 +98,6 @@
         <w:spacing w:after="80"/>
       </w:pPr>
       <w:r>
-        <w:rPr>
-          <w:lang w:val="en-US"/>
-        </w:rPr>
         <w:t xml:space="preserve">In the 1800s, hundreds of thousands of people from the eastern United States went west in wagons, looking for farmland, gold or a place to practice their religion freely. A journey along one of the trails could take months. Later in the century, railroads were built across the West.</w:t>
       </w:r>
     </w:p>
@@ -116,9 +106,6 @@
         <w:pStyle w:val="Heading2"/>
       </w:pPr>
       <w:r>
-        <w:rPr>
-          <w:lang w:val="en-US"/>
-        </w:rPr>
         <w:t xml:space="preserve">Reading the map</w:t>
       </w:r>
     </w:p>
@@ -127,10 +114,7 @@
         <w:spacing w:after="80"/>
       </w:pPr>
       <w:r>
-        <w:rPr>
-          <w:lang w:val="en-US"/>
-        </w:rPr>
-        <w:t xml:space="preserve">Each trail is a dotted line in its own color; the legend names them. Railroads and Indigenous Territories are off when the map opens: turn them on in Map layers. Thick colored lines are the transcontinental railroads, and thin gray lines are other railroads. Each Indigenous nation's territory is shaded in its own color, and its name appears when you zoom in. The territories are approximate and aren't listed in the legend.</w:t>
+        <w:t xml:space="preserve">Each trail is a dotted line in its own color; the legend names them, and clicking a trail opens its pop-up. City and state names are part of the basemap. Railroads and Indigenous Territories are off when the map opens: turn them on in Map layers. Thick colored lines are the transcontinental railroads, named in the legend, and thin gray lines are other railroads; only the thin gray lines have pop-ups. Each Indigenous nation's territory is shaded in its own color, and its name appears when you zoom in. The territories are approximate and aren't listed in the legend.</w:t>
       </w:r>
     </w:p>
     <w:p>
@@ -142,14 +126,10 @@
         <w:rPr>
           <w:b/>
           <w:bCs/>
-          <w:lang w:val="en-US"/>
         </w:rPr>
         <w:t xml:space="preserve">Tip: </w:t>
       </w:r>
       <w:r>
-        <w:rPr>
-          <w:lang w:val="en-US"/>
-        </w:rPr>
         <w:t xml:space="preserve">If a pop-up says 1 of 2 (or more), more than one thing is at that spot. Use the arrows in the pop-up to see each one.</w:t>
       </w:r>
     </w:p>
@@ -158,9 +138,6 @@
         <w:pStyle w:val="Heading2"/>
       </w:pPr>
       <w:r>
-        <w:rPr>
-          <w:lang w:val="en-US"/>
-        </w:rPr>
         <w:t xml:space="preserve">Questions</w:t>
       </w:r>
     </w:p>
@@ -178,15 +155,11 @@
         <w:rPr>
           <w:b/>
           <w:bCs/>
-          <w:lang w:val="en-US"/>
         </w:rPr>
         <w:t xml:space="preserve">Where did the trails begin? </w:t>
       </w:r>
       <w:r>
-        <w:rPr>
-          <w:lang w:val="en-US"/>
-        </w:rPr>
-        <w:t xml:space="preserve">Click three of the dotted trail lines. Where did each one start and end? In which state do most of the trails start?</w:t>
+        <w:t xml:space="preserve">Click three of the dotted trail lines (the legend shows which color is which trail). From each pop-up, where did the trail start and end? In which state do most of the trails start?</w:t>
       </w:r>
     </w:p>
     <w:p>
@@ -195,12 +168,9 @@
         <w:pBdr>
           <w:bottom w:val="single" w:color="8A949F" w:sz="4" w:space="1"/>
         </w:pBdr>
-        <w:spacing w:before="150"/>
-      </w:pPr>
-      <w:r>
-        <w:rPr>
-          <w:lang w:val="en-US"/>
-        </w:rPr>
+        <w:spacing w:before="130" w:line="260"/>
+      </w:pPr>
+      <w:r>
         <w:t xml:space="preserve"/>
       </w:r>
     </w:p>
@@ -210,42 +180,21 @@
         <w:pBdr>
           <w:bottom w:val="single" w:color="8A949E" w:sz="4" w:space="1"/>
         </w:pBdr>
-        <w:spacing w:before="150"/>
-      </w:pPr>
-      <w:r>
-        <w:rPr>
-          <w:lang w:val="en-US"/>
-        </w:rPr>
-        <w:t xml:space="preserve"/>
-      </w:r>
-    </w:p>
-    <w:p>
-      <w:pPr>
-        <w:keepNext/>
+        <w:spacing w:before="130" w:line="260"/>
+      </w:pPr>
+      <w:r>
+        <w:t xml:space="preserve"/>
+      </w:r>
+    </w:p>
+    <w:p>
+      <w:pPr>
+        <w:keepNext w:val="false"/>
         <w:pBdr>
           <w:bottom w:val="single" w:color="8A949F" w:sz="4" w:space="1"/>
         </w:pBdr>
-        <w:spacing w:before="150"/>
-      </w:pPr>
-      <w:r>
-        <w:rPr>
-          <w:lang w:val="en-US"/>
-        </w:rPr>
-        <w:t xml:space="preserve"/>
-      </w:r>
-    </w:p>
-    <w:p>
-      <w:pPr>
-        <w:keepNext w:val="false"/>
-        <w:pBdr>
-          <w:bottom w:val="single" w:color="8A949E" w:sz="4" w:space="1"/>
-        </w:pBdr>
-        <w:spacing w:before="150"/>
-      </w:pPr>
-      <w:r>
-        <w:rPr>
-          <w:lang w:val="en-US"/>
-        </w:rPr>
+        <w:spacing w:before="130" w:line="260"/>
+      </w:pPr>
+      <w:r>
         <w:t xml:space="preserve"/>
       </w:r>
     </w:p>
@@ -263,15 +212,11 @@
         <w:rPr>
           <w:b/>
           <w:bCs/>
-          <w:lang w:val="en-US"/>
         </w:rPr>
         <w:t xml:space="preserve">How far, and how many? </w:t>
       </w:r>
       <w:r>
-        <w:rPr>
-          <w:lang w:val="en-US"/>
-        </w:rPr>
-        <w:t xml:space="preserve">Click the Oregon Trail (find its color in the legend). How long was it, and how many people traveled it? Why is the trail longer than a straight line?</w:t>
+        <w:t xml:space="preserve">Click the Oregon Trail (find its color in the legend). How long was it, and how many people traveled it? Then use Measure for a straight line from Independence, Missouri (on the basemap, next to Kansas City), to Portland, Oregon. Why is the trail longer than a straight line?</w:t>
       </w:r>
     </w:p>
     <w:p>
@@ -281,10 +226,16 @@
         <w:ind w:left="360"/>
       </w:pPr>
       <w:r>
-        <w:rPr>
-          <w:lang w:val="en-US"/>
-        </w:rPr>
-        <w:t xml:space="preserve">Measure the straight-line distance from Independence, Missouri, to Portland, Oregon: ________ miles</w:t>
+        <w:t xml:space="preserve">Measure the straight-line distance from Independence, Missouri, to Portland, Oregon: </w:t>
+      </w:r>
+      <w:r>
+        <w:rPr>
+          <w:u w:val="single"/>
+        </w:rPr>
+        <w:t xml:space="preserve">              </w:t>
+      </w:r>
+      <w:r>
+        <w:t xml:space="preserve"> miles</w:t>
       </w:r>
     </w:p>
     <w:p>
@@ -293,42 +244,21 @@
         <w:pBdr>
           <w:bottom w:val="single" w:color="8A949F" w:sz="4" w:space="1"/>
         </w:pBdr>
-        <w:spacing w:before="150"/>
-      </w:pPr>
-      <w:r>
-        <w:rPr>
-          <w:lang w:val="en-US"/>
-        </w:rPr>
-        <w:t xml:space="preserve"/>
-      </w:r>
-    </w:p>
-    <w:p>
-      <w:pPr>
-        <w:keepNext/>
+        <w:spacing w:before="130" w:line="260"/>
+      </w:pPr>
+      <w:r>
+        <w:t xml:space="preserve"/>
+      </w:r>
+    </w:p>
+    <w:p>
+      <w:pPr>
+        <w:keepNext w:val="false"/>
         <w:pBdr>
           <w:bottom w:val="single" w:color="8A949E" w:sz="4" w:space="1"/>
         </w:pBdr>
-        <w:spacing w:before="150"/>
-      </w:pPr>
-      <w:r>
-        <w:rPr>
-          <w:lang w:val="en-US"/>
-        </w:rPr>
-        <w:t xml:space="preserve"/>
-      </w:r>
-    </w:p>
-    <w:p>
-      <w:pPr>
-        <w:keepNext w:val="false"/>
-        <w:pBdr>
-          <w:bottom w:val="single" w:color="8A949F" w:sz="4" w:space="1"/>
-        </w:pBdr>
-        <w:spacing w:before="150"/>
-      </w:pPr>
-      <w:r>
-        <w:rPr>
-          <w:lang w:val="en-US"/>
-        </w:rPr>
+        <w:spacing w:before="130" w:line="260"/>
+      </w:pPr>
+      <w:r>
         <w:t xml:space="preserve"/>
       </w:r>
     </w:p>
@@ -346,15 +276,11 @@
         <w:rPr>
           <w:b/>
           <w:bCs/>
-          <w:lang w:val="en-US"/>
         </w:rPr>
         <w:t xml:space="preserve">Whose land? </w:t>
       </w:r>
       <w:r>
-        <w:rPr>
-          <w:lang w:val="en-US"/>
-        </w:rPr>
-        <w:t xml:space="preserve">In Map layers, turn on Indigenous Territories. Zoom in until the nations' names appear, then follow one trail. Was the land the trail crossed empty? What might the trail have meant for the people who lived there?</w:t>
+        <w:t xml:space="preserve">In Map layers, turn on Indigenous Territories. Zoom in until the nations' names appear, then follow one trail from one end to the other. Name two nations whose land it crossed. Was the land the trail crossed empty? What might the trail have meant for the people who lived there?</w:t>
       </w:r>
     </w:p>
     <w:p>
@@ -363,42 +289,21 @@
         <w:pBdr>
           <w:bottom w:val="single" w:color="8A949F" w:sz="4" w:space="1"/>
         </w:pBdr>
-        <w:spacing w:before="150"/>
-      </w:pPr>
-      <w:r>
-        <w:rPr>
-          <w:lang w:val="en-US"/>
-        </w:rPr>
-        <w:t xml:space="preserve"/>
-      </w:r>
-    </w:p>
-    <w:p>
-      <w:pPr>
-        <w:keepNext/>
+        <w:spacing w:before="130" w:line="260"/>
+      </w:pPr>
+      <w:r>
+        <w:t xml:space="preserve"/>
+      </w:r>
+    </w:p>
+    <w:p>
+      <w:pPr>
+        <w:keepNext w:val="false"/>
         <w:pBdr>
           <w:bottom w:val="single" w:color="8A949E" w:sz="4" w:space="1"/>
         </w:pBdr>
-        <w:spacing w:before="150"/>
-      </w:pPr>
-      <w:r>
-        <w:rPr>
-          <w:lang w:val="en-US"/>
-        </w:rPr>
-        <w:t xml:space="preserve"/>
-      </w:r>
-    </w:p>
-    <w:p>
-      <w:pPr>
-        <w:keepNext w:val="false"/>
-        <w:pBdr>
-          <w:bottom w:val="single" w:color="8A949F" w:sz="4" w:space="1"/>
-        </w:pBdr>
-        <w:spacing w:before="150"/>
-      </w:pPr>
-      <w:r>
-        <w:rPr>
-          <w:lang w:val="en-US"/>
-        </w:rPr>
+        <w:spacing w:before="130" w:line="260"/>
+      </w:pPr>
+      <w:r>
         <w:t xml:space="preserve"/>
       </w:r>
     </w:p>
@@ -416,15 +321,11 @@
         <w:rPr>
           <w:b/>
           <w:bCs/>
-          <w:lang w:val="en-US"/>
-        </w:rPr>
-        <w:t xml:space="preserve">From trails to rails </w:t>
-      </w:r>
-      <w:r>
-        <w:rPr>
-          <w:lang w:val="en-US"/>
-        </w:rPr>
-        <w:t xml:space="preserve">In Map layers, turn on Railroads. Which trails does the Union Pacific and Central Pacific line follow most closely? Click a thin gray railroad line: when was it in operation?</w:t>
+        </w:rPr>
+        <w:t xml:space="preserve">From trails to rails. </w:t>
+      </w:r>
+      <w:r>
+        <w:t xml:space="preserve">In Map layers, turn on Railroads. Use the legend to find the Transcontinental Railroad (Union Pacific) and (Central Pacific) lines. Which trails do they follow most closely? Click a thin gray railroad line: when was it in operation by?</w:t>
       </w:r>
     </w:p>
     <w:p>
@@ -433,42 +334,21 @@
         <w:pBdr>
           <w:bottom w:val="single" w:color="8A949F" w:sz="4" w:space="1"/>
         </w:pBdr>
-        <w:spacing w:before="150"/>
-      </w:pPr>
-      <w:r>
-        <w:rPr>
-          <w:lang w:val="en-US"/>
-        </w:rPr>
-        <w:t xml:space="preserve"/>
-      </w:r>
-    </w:p>
-    <w:p>
-      <w:pPr>
-        <w:keepNext/>
+        <w:spacing w:before="130" w:line="260"/>
+      </w:pPr>
+      <w:r>
+        <w:t xml:space="preserve"/>
+      </w:r>
+    </w:p>
+    <w:p>
+      <w:pPr>
+        <w:keepNext w:val="false"/>
         <w:pBdr>
           <w:bottom w:val="single" w:color="8A949E" w:sz="4" w:space="1"/>
         </w:pBdr>
-        <w:spacing w:before="150"/>
-      </w:pPr>
-      <w:r>
-        <w:rPr>
-          <w:lang w:val="en-US"/>
-        </w:rPr>
-        <w:t xml:space="preserve"/>
-      </w:r>
-    </w:p>
-    <w:p>
-      <w:pPr>
-        <w:keepNext w:val="false"/>
-        <w:pBdr>
-          <w:bottom w:val="single" w:color="8A949F" w:sz="4" w:space="1"/>
-        </w:pBdr>
-        <w:spacing w:before="150"/>
-      </w:pPr>
-      <w:r>
-        <w:rPr>
-          <w:lang w:val="en-US"/>
-        </w:rPr>
+        <w:spacing w:before="130" w:line="260"/>
+      </w:pPr>
+      <w:r>
         <w:t xml:space="preserve"/>
       </w:r>
     </w:p>
@@ -481,14 +361,10 @@
         <w:rPr>
           <w:b/>
           <w:bCs/>
-          <w:lang w:val="en-US"/>
         </w:rPr>
         <w:t xml:space="preserve">Your answer: </w:t>
       </w:r>
       <w:r>
-        <w:rPr>
-          <w:lang w:val="en-US"/>
-        </w:rPr>
         <w:t xml:space="preserve">Answer the big question using evidence from at least two layers on the map. You can write a paragraph, sketch on the map, or both.</w:t>
       </w:r>
     </w:p>
@@ -498,12 +374,9 @@
         <w:pBdr>
           <w:bottom w:val="single" w:color="8A949F" w:sz="4" w:space="1"/>
         </w:pBdr>
-        <w:spacing w:before="150"/>
-      </w:pPr>
-      <w:r>
-        <w:rPr>
-          <w:lang w:val="en-US"/>
-        </w:rPr>
+        <w:spacing w:before="130" w:line="260"/>
+      </w:pPr>
+      <w:r>
         <w:t xml:space="preserve"/>
       </w:r>
     </w:p>
@@ -513,136 +386,70 @@
         <w:pBdr>
           <w:bottom w:val="single" w:color="8A949E" w:sz="4" w:space="1"/>
         </w:pBdr>
-        <w:spacing w:before="150"/>
-      </w:pPr>
-      <w:r>
-        <w:rPr>
-          <w:lang w:val="en-US"/>
-        </w:rPr>
-        <w:t xml:space="preserve"/>
-      </w:r>
-    </w:p>
-    <w:p>
-      <w:pPr>
-        <w:keepNext/>
+        <w:spacing w:before="130" w:line="260"/>
+      </w:pPr>
+      <w:r>
+        <w:t xml:space="preserve"/>
+      </w:r>
+    </w:p>
+    <w:p>
+      <w:pPr>
+        <w:keepNext w:val="false"/>
         <w:pBdr>
           <w:bottom w:val="single" w:color="8A949F" w:sz="4" w:space="1"/>
         </w:pBdr>
-        <w:spacing w:before="150"/>
-      </w:pPr>
-      <w:r>
-        <w:rPr>
-          <w:lang w:val="en-US"/>
-        </w:rPr>
-        <w:t xml:space="preserve"/>
-      </w:r>
-    </w:p>
-    <w:p>
-      <w:pPr>
-        <w:keepNext/>
+        <w:spacing w:before="130" w:line="260"/>
+      </w:pPr>
+      <w:r>
+        <w:t xml:space="preserve"/>
+      </w:r>
+    </w:p>
+    <w:p>
+      <w:pPr>
+        <w:pStyle w:val="Heading2"/>
+      </w:pPr>
+      <w:r>
+        <w:t xml:space="preserve">Looking back</w:t>
+      </w:r>
+    </w:p>
+    <w:p>
+      <w:pPr>
+        <w:keepNext/>
+      </w:pPr>
+      <w:r>
+        <w:t xml:space="preserve">What did the map show you about the journey west that you might not have noticed from reading alone?</w:t>
+      </w:r>
+    </w:p>
+    <w:p>
+      <w:pPr>
+        <w:keepNext/>
+        <w:pBdr>
+          <w:bottom w:val="single" w:color="8A949F" w:sz="4" w:space="1"/>
+        </w:pBdr>
+        <w:spacing w:before="130" w:line="260"/>
+      </w:pPr>
+      <w:r>
+        <w:t xml:space="preserve"/>
+      </w:r>
+    </w:p>
+    <w:p>
+      <w:pPr>
+        <w:keepNext w:val="false"/>
         <w:pBdr>
           <w:bottom w:val="single" w:color="8A949E" w:sz="4" w:space="1"/>
         </w:pBdr>
-        <w:spacing w:before="150"/>
-      </w:pPr>
-      <w:r>
-        <w:rPr>
-          <w:lang w:val="en-US"/>
-        </w:rPr>
-        <w:t xml:space="preserve"/>
-      </w:r>
-    </w:p>
-    <w:p>
-      <w:pPr>
-        <w:keepNext w:val="false"/>
-        <w:pBdr>
-          <w:bottom w:val="single" w:color="8A949F" w:sz="4" w:space="1"/>
-        </w:pBdr>
-        <w:spacing w:before="150"/>
-      </w:pPr>
-      <w:r>
-        <w:rPr>
-          <w:lang w:val="en-US"/>
-        </w:rPr>
-        <w:t xml:space="preserve"/>
-      </w:r>
-    </w:p>
-    <w:p>
-      <w:pPr>
-        <w:pStyle w:val="Heading2"/>
-      </w:pPr>
-      <w:r>
-        <w:rPr>
-          <w:lang w:val="en-US"/>
-        </w:rPr>
-        <w:t xml:space="preserve">Looking back</w:t>
-      </w:r>
-    </w:p>
-    <w:p>
-      <w:pPr>
-        <w:keepNext/>
-      </w:pPr>
-      <w:r>
-        <w:rPr>
-          <w:lang w:val="en-US"/>
-        </w:rPr>
-        <w:t xml:space="preserve">What did the map show you about the journey west that you might not have noticed from reading alone?</w:t>
-      </w:r>
-    </w:p>
-    <w:p>
-      <w:pPr>
-        <w:keepNext/>
-        <w:pBdr>
-          <w:bottom w:val="single" w:color="8A949F" w:sz="4" w:space="1"/>
-        </w:pBdr>
-        <w:spacing w:before="150"/>
-      </w:pPr>
-      <w:r>
-        <w:rPr>
-          <w:lang w:val="en-US"/>
-        </w:rPr>
-        <w:t xml:space="preserve"/>
-      </w:r>
-    </w:p>
-    <w:p>
-      <w:pPr>
-        <w:keepNext/>
-        <w:pBdr>
-          <w:bottom w:val="single" w:color="8A949E" w:sz="4" w:space="1"/>
-        </w:pBdr>
-        <w:spacing w:before="150"/>
-      </w:pPr>
-      <w:r>
-        <w:rPr>
-          <w:lang w:val="en-US"/>
-        </w:rPr>
-        <w:t xml:space="preserve"/>
-      </w:r>
-    </w:p>
-    <w:p>
-      <w:pPr>
-        <w:keepNext w:val="false"/>
-        <w:pBdr>
-          <w:bottom w:val="single" w:color="8A949F" w:sz="4" w:space="1"/>
-        </w:pBdr>
-        <w:spacing w:before="150"/>
-      </w:pPr>
-      <w:r>
-        <w:rPr>
-          <w:lang w:val="en-US"/>
-        </w:rPr>
+        <w:spacing w:before="130" w:line="260"/>
+      </w:pPr>
+      <w:r>
         <w:t xml:space="preserve"/>
       </w:r>
     </w:p>
     <w:p>
       <w:pPr>
         <w:pStyle w:val="Credits"/>
-        <w:spacing w:before="360"/>
-      </w:pPr>
-      <w:r>
-        <w:rPr>
-          <w:lang w:val="en-US"/>
-        </w:rPr>
+        <w:spacing w:before="120"/>
+      </w:pPr>
+      <w:r>
         <w:t xml:space="preserve">Map data: National Geographic Education, from National Park Service trail information; Jeremy Atack, historical railroad data (ICPSR 36353), prepared by the MapMaker team; Native Land Digital.</w:t>
       </w:r>
     </w:p>
@@ -705,10 +512,7 @@
       <w:pStyle w:val="Credits"/>
     </w:pPr>
     <w:r>
-      <w:rPr>
-        <w:lang w:val="en-US"/>
-      </w:rPr>
-      <w:t xml:space="preserve">Roads, Trails, and Rails West, version 0.2.0.</w:t>
+      <w:t xml:space="preserve">Roads, Trails, and Rails West, 0.3.0.</w:t>
     </w:r>
   </w:p>
 </w:ftr>
@@ -872,6 +676,7 @@
         <w:rFonts w:ascii="Arial" w:cs="Arial" w:eastAsia="Arial" w:hAnsi="Arial"/>
         <w:sz w:val="24"/>
         <w:szCs w:val="24"/>
+        <w:lang w:val="en-US"/>
       </w:rPr>
     </w:rPrDefault>
     <w:pPrDefault>
@@ -895,10 +700,17 @@
     <w:basedOn w:val="Normal"/>
     <w:next w:val="Normal"/>
     <w:qFormat/>
-    <w:rPr>
-      <w:color w:val="2E74B5"/>
-      <w:sz w:val="32"/>
-      <w:szCs w:val="32"/>
+    <w:pPr>
+      <w:spacing w:after="60"/>
+      <w:outlineLvl w:val="0"/>
+    </w:pPr>
+    <w:rPr>
+      <w:rFonts w:ascii="Arial" w:cs="Arial" w:eastAsia="Arial" w:hAnsi="Arial"/>
+      <w:b/>
+      <w:bCs/>
+      <w:color w:val="1F1F1F"/>
+      <w:sz w:val="36"/>
+      <w:szCs w:val="36"/>
     </w:rPr>
   </w:style>
   <w:style w:type="paragraph" w:styleId="Heading2">
@@ -906,10 +718,18 @@
     <w:basedOn w:val="Normal"/>
     <w:next w:val="Normal"/>
     <w:qFormat/>
-    <w:rPr>
-      <w:color w:val="2E74B5"/>
-      <w:sz w:val="26"/>
-      <w:szCs w:val="26"/>
+    <w:pPr>
+      <w:keepNext/>
+      <w:spacing w:after="40" w:before="180"/>
+      <w:outlineLvl w:val="1"/>
+    </w:pPr>
+    <w:rPr>
+      <w:rFonts w:ascii="Arial" w:cs="Arial" w:eastAsia="Arial" w:hAnsi="Arial"/>
+      <w:b/>
+      <w:bCs/>
+      <w:color w:val="1F1F1F"/>
+      <w:sz w:val="28"/>
+      <w:szCs w:val="28"/>
     </w:rPr>
   </w:style>
   <w:style w:type="paragraph" w:styleId="Heading3">
@@ -917,8 +737,16 @@
     <w:basedOn w:val="Normal"/>
     <w:next w:val="Normal"/>
     <w:qFormat/>
-    <w:rPr>
-      <w:color w:val="1F4D78"/>
+    <w:pPr>
+      <w:keepNext/>
+      <w:spacing w:after="40" w:before="140"/>
+      <w:outlineLvl w:val="2"/>
+    </w:pPr>
+    <w:rPr>
+      <w:rFonts w:ascii="Arial" w:cs="Arial" w:eastAsia="Arial" w:hAnsi="Arial"/>
+      <w:b/>
+      <w:bCs/>
+      <w:color w:val="1F1F1F"/>
       <w:sz w:val="24"/>
       <w:szCs w:val="24"/>
     </w:rPr>
@@ -1051,51 +879,14 @@
       <w:szCs w:val="20"/>
     </w:rPr>
   </w:style>
-  <w:style w:type="paragraph" w:styleId="Heading1">
-    <w:name w:val="Heading 1"/>
-    <w:basedOn w:val="Normal"/>
-    <w:next w:val="Normal"/>
-    <w:qFormat/>
-    <w:pPr>
-      <w:spacing w:after="60"/>
-      <w:outlineLvl w:val="0"/>
-    </w:pPr>
-    <w:rPr>
-      <w:rFonts w:ascii="Arial" w:cs="Arial" w:eastAsia="Arial" w:hAnsi="Arial"/>
-      <w:b/>
-      <w:bCs/>
-      <w:color w:val="1F1F1F"/>
-      <w:sz w:val="36"/>
-      <w:szCs w:val="36"/>
-    </w:rPr>
-  </w:style>
-  <w:style w:type="paragraph" w:styleId="Heading2">
-    <w:name w:val="Heading 2"/>
-    <w:basedOn w:val="Normal"/>
-    <w:next w:val="Normal"/>
-    <w:qFormat/>
-    <w:pPr>
-      <w:keepNext/>
-      <w:spacing w:after="40" w:before="180"/>
-      <w:outlineLvl w:val="1"/>
-    </w:pPr>
-    <w:rPr>
-      <w:rFonts w:ascii="Arial" w:cs="Arial" w:eastAsia="Arial" w:hAnsi="Arial"/>
-      <w:b/>
-      <w:bCs/>
-      <w:color w:val="1F1F1F"/>
-      <w:sz w:val="28"/>
-      <w:szCs w:val="28"/>
-    </w:rPr>
-  </w:style>
   <w:style w:type="paragraph" w:styleId="Subtle">
     <w:name w:val="Subtle"/>
     <w:basedOn w:val="Normal"/>
     <w:rPr>
       <w:rFonts w:ascii="Arial" w:cs="Arial" w:eastAsia="Arial" w:hAnsi="Arial"/>
       <w:color w:val="555555"/>
-      <w:sz w:val="20"/>
-      <w:szCs w:val="20"/>
+      <w:sz w:val="22"/>
+      <w:szCs w:val="22"/>
     </w:rPr>
   </w:style>
   <w:style w:type="paragraph" w:styleId="Credits">
@@ -1107,8 +898,8 @@
     <w:rPr>
       <w:rFonts w:ascii="Arial" w:cs="Arial" w:eastAsia="Arial" w:hAnsi="Arial"/>
       <w:color w:val="555555"/>
-      <w:sz w:val="16"/>
-      <w:szCs w:val="16"/>
+      <w:sz w:val="18"/>
+      <w:szCs w:val="18"/>
     </w:rPr>
   </w:style>
 </w:styles>

--- a/resources/dist/sheets/roads-trails-and-rails-west-student-sheet-en.docx
+++ b/resources/dist/sheets/roads-trails-and-rails-west-student-sheet-en.docx
@@ -64,7 +64,7 @@
         </w:rPr>
         <w:t xml:space="preserve">Open the map in MapMaker: </w:t>
       </w:r>
-      <w:hyperlink w:history="1" r:id="rIdfpn7rny-csxz4izwa64tm">
+      <w:hyperlink w:history="1" r:id="rIdj9p-g7xpj97eclonvisrd">
         <w:r>
           <w:rPr>
             <w:i/>

--- a/resources/dist/sheets/roads-trails-and-rails-west-student-sheet-en.docx
+++ b/resources/dist/sheets/roads-trails-and-rails-west-student-sheet-en.docx
@@ -64,7 +64,7 @@
         </w:rPr>
         <w:t xml:space="preserve">Open the map in MapMaker: </w:t>
       </w:r>
-      <w:hyperlink w:history="1" r:id="rIdj9p-g7xpj97eclonvisrd">
+      <w:hyperlink w:history="1" r:id="rIdgdnn580dz99syancu1m1k">
         <w:r>
           <w:rPr>
             <w:i/>

--- a/resources/dist/sheets/roads-trails-and-rails-west-student-sheet-en.docx
+++ b/resources/dist/sheets/roads-trails-and-rails-west-student-sheet-en.docx
@@ -64,7 +64,7 @@
         </w:rPr>
         <w:t xml:space="preserve">Open the map in MapMaker: </w:t>
       </w:r>
-      <w:hyperlink w:history="1" r:id="rIdgdnn580dz99syancu1m1k">
+      <w:hyperlink w:history="1" r:id="rIdqgpirgljzl10drtla-gbu">
         <w:r>
           <w:rPr>
             <w:i/>

--- a/resources/dist/sheets/roads-trails-and-rails-west-student-sheet-en.docx
+++ b/resources/dist/sheets/roads-trails-and-rails-west-student-sheet-en.docx
@@ -64,7 +64,7 @@
         </w:rPr>
         <w:t xml:space="preserve">Open the map in MapMaker: </w:t>
       </w:r>
-      <w:hyperlink w:history="1" r:id="rIdqgpirgljzl10drtla-gbu">
+      <w:hyperlink w:history="1" r:id="rIdpokuog5kyxftd7vooww7y">
         <w:r>
           <w:rPr>
             <w:i/>

--- a/resources/dist/sheets/roads-trails-and-rails-west-student-sheet-en.docx
+++ b/resources/dist/sheets/roads-trails-and-rails-west-student-sheet-en.docx
@@ -64,7 +64,7 @@
         </w:rPr>
         <w:t xml:space="preserve">Open the map in MapMaker: </w:t>
       </w:r>
-      <w:hyperlink w:history="1" r:id="rIdpokuog5kyxftd7vooww7y">
+      <w:hyperlink w:history="1" r:id="rIdfulaizfc0x-2set7yif79">
         <w:r>
           <w:rPr>
             <w:i/>

--- a/resources/dist/sheets/roads-trails-and-rails-west-student-sheet-en.docx
+++ b/resources/dist/sheets/roads-trails-and-rails-west-student-sheet-en.docx
@@ -64,7 +64,7 @@
         </w:rPr>
         <w:t xml:space="preserve">Open the map in MapMaker: </w:t>
       </w:r>
-      <w:hyperlink w:history="1" r:id="rIdfulaizfc0x-2set7yif79">
+      <w:hyperlink w:history="1" r:id="rIdhjehvpee119xbgtk6oici">
         <w:r>
           <w:rPr>
             <w:i/>
@@ -512,7 +512,7 @@
       <w:pStyle w:val="Credits"/>
     </w:pPr>
     <w:r>
-      <w:t xml:space="preserve">Roads, Trails, and Rails West, 0.3.0.</w:t>
+      <w:t xml:space="preserve">Roads, Trails, and Rails West, 0.4.0.</w:t>
     </w:r>
   </w:p>
 </w:ftr>

--- a/resources/dist/sheets/roads-trails-and-rails-west-student-sheet-en.docx
+++ b/resources/dist/sheets/roads-trails-and-rails-west-student-sheet-en.docx
@@ -64,7 +64,7 @@
         </w:rPr>
         <w:t xml:space="preserve">Open the map in MapMaker: </w:t>
       </w:r>
-      <w:hyperlink w:history="1" r:id="rIdhjehvpee119xbgtk6oici">
+      <w:hyperlink w:history="1" r:id="rIducphi0t-gncc8bmn6o8b5">
         <w:r>
           <w:rPr>
             <w:i/>
@@ -512,7 +512,7 @@
       <w:pStyle w:val="Credits"/>
     </w:pPr>
     <w:r>
-      <w:t xml:space="preserve">Roads, Trails, and Rails West, 0.4.0.</w:t>
+      <w:t xml:space="preserve">Roads, Trails, and Rails West, 0.4.1.</w:t>
     </w:r>
   </w:p>
 </w:ftr>

--- a/resources/dist/sheets/roads-trails-and-rails-west-student-sheet-en.docx
+++ b/resources/dist/sheets/roads-trails-and-rails-west-student-sheet-en.docx
@@ -64,7 +64,7 @@
         </w:rPr>
         <w:t xml:space="preserve">Open the map in MapMaker: </w:t>
       </w:r>
-      <w:hyperlink w:history="1" r:id="rIducphi0t-gncc8bmn6o8b5">
+      <w:hyperlink w:history="1" r:id="rIdlqmzgpupy17gqaewsrtr5">
         <w:r>
           <w:rPr>
             <w:i/>

--- a/resources/dist/sheets/roads-trails-and-rails-west-student-sheet-en.docx
+++ b/resources/dist/sheets/roads-trails-and-rails-west-student-sheet-en.docx
@@ -64,7 +64,7 @@
         </w:rPr>
         <w:t xml:space="preserve">Open the map in MapMaker: </w:t>
       </w:r>
-      <w:hyperlink w:history="1" r:id="rIdlqmzgpupy17gqaewsrtr5">
+      <w:hyperlink w:history="1" r:id="rIdt3lfk2arfetaq4qsluuxz">
         <w:r>
           <w:rPr>
             <w:i/>

--- a/resources/dist/sheets/roads-trails-and-rails-west-student-sheet-en.docx
+++ b/resources/dist/sheets/roads-trails-and-rails-west-student-sheet-en.docx
@@ -64,7 +64,7 @@
         </w:rPr>
         <w:t xml:space="preserve">Open the map in MapMaker: </w:t>
       </w:r>
-      <w:hyperlink w:history="1" r:id="rIdt3lfk2arfetaq4qsluuxz">
+      <w:hyperlink w:history="1" r:id="rIdxqansoc5-sxwkkjshwvoh">
         <w:r>
           <w:rPr>
             <w:i/>
@@ -512,7 +512,7 @@
       <w:pStyle w:val="Credits"/>
     </w:pPr>
     <w:r>
-      <w:t xml:space="preserve">Roads, Trails, and Rails West, 0.4.1.</w:t>
+      <w:t xml:space="preserve">Roads, Trails, and Rails West, 0.5.0.</w:t>
     </w:r>
   </w:p>
 </w:ftr>

--- a/resources/dist/sheets/roads-trails-and-rails-west-student-sheet-en.docx
+++ b/resources/dist/sheets/roads-trails-and-rails-west-student-sheet-en.docx
@@ -64,7 +64,7 @@
         </w:rPr>
         <w:t xml:space="preserve">Open the map in MapMaker: </w:t>
       </w:r>
-      <w:hyperlink w:history="1" r:id="rIdxqansoc5-sxwkkjshwvoh">
+      <w:hyperlink w:history="1" r:id="rIdv4a0si-hzns7gdvmxsus3">
         <w:r>
           <w:rPr>
             <w:i/>
@@ -512,7 +512,7 @@
       <w:pStyle w:val="Credits"/>
     </w:pPr>
     <w:r>
-      <w:t xml:space="preserve">Roads, Trails, and Rails West, 0.5.0.</w:t>
+      <w:t xml:space="preserve">Roads, Trails, and Rails West, 0.5.1.</w:t>
     </w:r>
   </w:p>
 </w:ftr>

--- a/resources/dist/sheets/roads-trails-and-rails-west-student-sheet-en.docx
+++ b/resources/dist/sheets/roads-trails-and-rails-west-student-sheet-en.docx
@@ -25,7 +25,7 @@
           <w:tab w:val="left" w:pos="5600"/>
           <w:tab w:val="left" w:pos="9400" w:leader="underscore"/>
         </w:tabs>
-        <w:spacing w:after="120" w:before="120"/>
+        <w:spacing w:after="60" w:before="60"/>
       </w:pPr>
       <w:r>
         <w:t xml:space="preserve">Name:</w:t>
@@ -40,7 +40,7 @@
     <w:p>
       <w:pPr>
         <w:shd w:fill="E5EDF5" w:val="clear"/>
-        <w:spacing w:after="120"/>
+        <w:spacing w:after="80"/>
       </w:pPr>
       <w:r>
         <w:rPr>
@@ -64,7 +64,7 @@
         </w:rPr>
         <w:t xml:space="preserve">Open the map in MapMaker: </w:t>
       </w:r>
-      <w:hyperlink w:history="1" r:id="rIdv4a0si-hzns7gdvmxsus3">
+      <w:hyperlink w:history="1" r:id="rIdsxzltqbzop0fi38el01af">
         <w:r>
           <w:rPr>
             <w:i/>
@@ -88,6 +88,7 @@
     <w:p>
       <w:pPr>
         <w:pStyle w:val="Heading2"/>
+        <w:spacing w:after="20" w:before="80"/>
       </w:pPr>
       <w:r>
         <w:t xml:space="preserve">Before you start</w:t>
@@ -104,6 +105,7 @@
     <w:p>
       <w:pPr>
         <w:pStyle w:val="Heading2"/>
+        <w:spacing w:after="20" w:before="80"/>
       </w:pPr>
       <w:r>
         <w:t xml:space="preserve">Reading the map</w:t>
@@ -136,6 +138,7 @@
     <w:p>
       <w:pPr>
         <w:pStyle w:val="Heading2"/>
+        <w:spacing w:after="20" w:before="80"/>
       </w:pPr>
       <w:r>
         <w:t xml:space="preserve">Questions</w:t>
@@ -149,17 +152,89 @@
           <w:ilvl w:val="0"/>
           <w:numId w:val="2"/>
         </w:numPr>
-        <w:spacing w:before="160"/>
-      </w:pPr>
-      <w:r>
-        <w:rPr>
-          <w:b/>
-          <w:bCs/>
-        </w:rPr>
-        <w:t xml:space="preserve">Where did the trails begin? </w:t>
-      </w:r>
-      <w:r>
-        <w:t xml:space="preserve">Click three of the dotted trail lines (the legend shows which color is which trail). From each pop-up, where did the trail start and end? In which state do most of the trails start?</w:t>
+        <w:spacing w:after="20" w:before="100"/>
+      </w:pPr>
+      <w:r>
+        <w:rPr>
+          <w:b/>
+          <w:bCs/>
+        </w:rPr>
+        <w:t xml:space="preserve">Where did the trails begin?</w:t>
+      </w:r>
+    </w:p>
+    <w:p>
+      <w:pPr>
+        <w:keepNext/>
+        <w:spacing w:after="0"/>
+        <w:ind w:left="360"/>
+      </w:pPr>
+      <w:r>
+        <w:rPr>
+          <w:b/>
+          <w:bCs/>
+          <w:color w:val="00619B"/>
+        </w:rPr>
+        <w:t xml:space="preserve">On the map:</w:t>
+      </w:r>
+    </w:p>
+    <w:p>
+      <w:pPr>
+        <w:keepNext/>
+        <w:spacing w:after="0" w:line="230"/>
+        <w:ind w:left="720" w:hanging="300"/>
+      </w:pPr>
+      <w:r>
+        <w:rPr>
+          <w:sz w:val="22"/>
+          <w:szCs w:val="22"/>
+        </w:rPr>
+        <w:t xml:space="preserve">1.	Open the legend to see which color is which trail.</w:t>
+      </w:r>
+    </w:p>
+    <w:p>
+      <w:pPr>
+        <w:keepNext/>
+        <w:spacing w:after="0" w:line="230"/>
+        <w:ind w:left="720" w:hanging="300"/>
+      </w:pPr>
+      <w:r>
+        <w:rPr>
+          <w:sz w:val="22"/>
+          <w:szCs w:val="22"/>
+        </w:rPr>
+        <w:t xml:space="preserve">2.	Click three of the dotted trail lines.</w:t>
+      </w:r>
+    </w:p>
+    <w:p>
+      <w:pPr>
+        <w:keepNext/>
+        <w:spacing w:after="0" w:line="230"/>
+        <w:ind w:left="720" w:hanging="300"/>
+      </w:pPr>
+      <w:r>
+        <w:rPr>
+          <w:sz w:val="22"/>
+          <w:szCs w:val="22"/>
+        </w:rPr>
+        <w:t xml:space="preserve">3.	Read in each pop-up where the trail started and ended.</w:t>
+      </w:r>
+    </w:p>
+    <w:p>
+      <w:pPr>
+        <w:keepNext/>
+        <w:spacing w:before="40"/>
+        <w:ind w:left="360"/>
+      </w:pPr>
+      <w:r>
+        <w:rPr>
+          <w:b/>
+          <w:bCs/>
+          <w:color w:val="00619B"/>
+        </w:rPr>
+        <w:t xml:space="preserve">Answer: </w:t>
+      </w:r>
+      <w:r>
+        <w:t xml:space="preserve">Where did each trail start and end? In which state do most of the trails start?</w:t>
       </w:r>
     </w:p>
     <w:p>
@@ -168,7 +243,7 @@
         <w:pBdr>
           <w:bottom w:val="single" w:color="8A949F" w:sz="4" w:space="1"/>
         </w:pBdr>
-        <w:spacing w:before="130" w:line="260"/>
+        <w:spacing w:before="80" w:line="240"/>
       </w:pPr>
       <w:r>
         <w:t xml:space="preserve"/>
@@ -180,7 +255,7 @@
         <w:pBdr>
           <w:bottom w:val="single" w:color="8A949E" w:sz="4" w:space="1"/>
         </w:pBdr>
-        <w:spacing w:before="130" w:line="260"/>
+        <w:spacing w:before="80" w:line="240"/>
       </w:pPr>
       <w:r>
         <w:t xml:space="preserve"/>
@@ -192,7 +267,7 @@
         <w:pBdr>
           <w:bottom w:val="single" w:color="8A949F" w:sz="4" w:space="1"/>
         </w:pBdr>
-        <w:spacing w:before="130" w:line="260"/>
+        <w:spacing w:before="80" w:line="240"/>
       </w:pPr>
       <w:r>
         <w:t xml:space="preserve"/>
@@ -206,23 +281,109 @@
           <w:ilvl w:val="0"/>
           <w:numId w:val="2"/>
         </w:numPr>
-        <w:spacing w:before="160"/>
-      </w:pPr>
-      <w:r>
-        <w:rPr>
-          <w:b/>
-          <w:bCs/>
-        </w:rPr>
-        <w:t xml:space="preserve">How far, and how many? </w:t>
-      </w:r>
-      <w:r>
-        <w:t xml:space="preserve">Click the Oregon Trail (find its color in the legend). How long was it, and how many people traveled it? Then use Measure for a straight line from Independence, Missouri (on the basemap, next to Kansas City), to Portland, Oregon. Why is the trail longer than a straight line?</w:t>
-      </w:r>
-    </w:p>
-    <w:p>
-      <w:pPr>
-        <w:keepNext/>
-        <w:spacing w:before="120"/>
+        <w:spacing w:after="20" w:before="100"/>
+      </w:pPr>
+      <w:r>
+        <w:rPr>
+          <w:b/>
+          <w:bCs/>
+        </w:rPr>
+        <w:t xml:space="preserve">How far, and how many?</w:t>
+      </w:r>
+    </w:p>
+    <w:p>
+      <w:pPr>
+        <w:keepNext/>
+        <w:spacing w:after="0"/>
+        <w:ind w:left="360"/>
+      </w:pPr>
+      <w:r>
+        <w:rPr>
+          <w:b/>
+          <w:bCs/>
+          <w:color w:val="00619B"/>
+        </w:rPr>
+        <w:t xml:space="preserve">On the map:</w:t>
+      </w:r>
+    </w:p>
+    <w:p>
+      <w:pPr>
+        <w:keepNext/>
+        <w:spacing w:after="0" w:line="230"/>
+        <w:ind w:left="720" w:hanging="300"/>
+      </w:pPr>
+      <w:r>
+        <w:rPr>
+          <w:sz w:val="22"/>
+          <w:szCs w:val="22"/>
+        </w:rPr>
+        <w:t xml:space="preserve">1.	Find the Oregon Trail's color in the legend.</w:t>
+      </w:r>
+    </w:p>
+    <w:p>
+      <w:pPr>
+        <w:keepNext/>
+        <w:spacing w:after="0" w:line="230"/>
+        <w:ind w:left="720" w:hanging="300"/>
+      </w:pPr>
+      <w:r>
+        <w:rPr>
+          <w:sz w:val="22"/>
+          <w:szCs w:val="22"/>
+        </w:rPr>
+        <w:t xml:space="preserve">2.	Click the Oregon Trail and read its length and how many people traveled it.</w:t>
+      </w:r>
+    </w:p>
+    <w:p>
+      <w:pPr>
+        <w:keepNext/>
+        <w:spacing w:after="0" w:line="230"/>
+        <w:ind w:left="720" w:hanging="300"/>
+      </w:pPr>
+      <w:r>
+        <w:rPr>
+          <w:sz w:val="22"/>
+          <w:szCs w:val="22"/>
+        </w:rPr>
+        <w:t xml:space="preserve">3.	Find Independence, Missouri, on the basemap, next to Kansas City.</w:t>
+      </w:r>
+    </w:p>
+    <w:p>
+      <w:pPr>
+        <w:keepNext/>
+        <w:spacing w:after="0" w:line="230"/>
+        <w:ind w:left="720" w:hanging="300"/>
+      </w:pPr>
+      <w:r>
+        <w:rPr>
+          <w:sz w:val="22"/>
+          <w:szCs w:val="22"/>
+        </w:rPr>
+        <w:t xml:space="preserve">4.	Use Measure for a straight line from Independence to Portland, Oregon.</w:t>
+      </w:r>
+    </w:p>
+    <w:p>
+      <w:pPr>
+        <w:keepNext/>
+        <w:spacing w:before="40"/>
+        <w:ind w:left="360"/>
+      </w:pPr>
+      <w:r>
+        <w:rPr>
+          <w:b/>
+          <w:bCs/>
+          <w:color w:val="00619B"/>
+        </w:rPr>
+        <w:t xml:space="preserve">Answer: </w:t>
+      </w:r>
+      <w:r>
+        <w:t xml:space="preserve">How long was the Oregon Trail, and how many people traveled it? Why is the trail longer than a straight line?</w:t>
+      </w:r>
+    </w:p>
+    <w:p>
+      <w:pPr>
+        <w:keepNext/>
+        <w:spacing w:before="60"/>
         <w:ind w:left="360"/>
       </w:pPr>
       <w:r>
@@ -244,7 +405,7 @@
         <w:pBdr>
           <w:bottom w:val="single" w:color="8A949F" w:sz="4" w:space="1"/>
         </w:pBdr>
-        <w:spacing w:before="130" w:line="260"/>
+        <w:spacing w:before="80" w:line="240"/>
       </w:pPr>
       <w:r>
         <w:t xml:space="preserve"/>
@@ -256,7 +417,7 @@
         <w:pBdr>
           <w:bottom w:val="single" w:color="8A949E" w:sz="4" w:space="1"/>
         </w:pBdr>
-        <w:spacing w:before="130" w:line="260"/>
+        <w:spacing w:before="80" w:line="240"/>
       </w:pPr>
       <w:r>
         <w:t xml:space="preserve"/>
@@ -270,17 +431,103 @@
           <w:ilvl w:val="0"/>
           <w:numId w:val="2"/>
         </w:numPr>
-        <w:spacing w:before="160"/>
-      </w:pPr>
-      <w:r>
-        <w:rPr>
-          <w:b/>
-          <w:bCs/>
-        </w:rPr>
-        <w:t xml:space="preserve">Whose land? </w:t>
-      </w:r>
-      <w:r>
-        <w:t xml:space="preserve">In Map layers, turn on Indigenous Territories. Zoom in until the nations' names appear, then follow one trail from one end to the other. Name two nations whose land it crossed. Was the land the trail crossed empty? What might the trail have meant for the people who lived there?</w:t>
+        <w:spacing w:after="20" w:before="100"/>
+      </w:pPr>
+      <w:r>
+        <w:rPr>
+          <w:b/>
+          <w:bCs/>
+        </w:rPr>
+        <w:t xml:space="preserve">Whose land?</w:t>
+      </w:r>
+    </w:p>
+    <w:p>
+      <w:pPr>
+        <w:keepNext/>
+        <w:spacing w:after="0"/>
+        <w:ind w:left="360"/>
+      </w:pPr>
+      <w:r>
+        <w:rPr>
+          <w:b/>
+          <w:bCs/>
+          <w:color w:val="00619B"/>
+        </w:rPr>
+        <w:t xml:space="preserve">On the map:</w:t>
+      </w:r>
+    </w:p>
+    <w:p>
+      <w:pPr>
+        <w:keepNext/>
+        <w:spacing w:after="0" w:line="230"/>
+        <w:ind w:left="720" w:hanging="300"/>
+      </w:pPr>
+      <w:r>
+        <w:rPr>
+          <w:sz w:val="22"/>
+          <w:szCs w:val="22"/>
+        </w:rPr>
+        <w:t xml:space="preserve">1.	In Map layers, turn on Indigenous Territories.</w:t>
+      </w:r>
+    </w:p>
+    <w:p>
+      <w:pPr>
+        <w:keepNext/>
+        <w:spacing w:after="0" w:line="230"/>
+        <w:ind w:left="720" w:hanging="300"/>
+      </w:pPr>
+      <w:r>
+        <w:rPr>
+          <w:sz w:val="22"/>
+          <w:szCs w:val="22"/>
+        </w:rPr>
+        <w:t xml:space="preserve">2.	Zoom in until the nations' names appear.</w:t>
+      </w:r>
+    </w:p>
+    <w:p>
+      <w:pPr>
+        <w:keepNext/>
+        <w:spacing w:after="0" w:line="230"/>
+        <w:ind w:left="720" w:hanging="300"/>
+      </w:pPr>
+      <w:r>
+        <w:rPr>
+          <w:sz w:val="22"/>
+          <w:szCs w:val="22"/>
+        </w:rPr>
+        <w:t xml:space="preserve">3.	Follow one trail from one end to the other.</w:t>
+      </w:r>
+    </w:p>
+    <w:p>
+      <w:pPr>
+        <w:keepNext/>
+        <w:spacing w:after="0" w:line="230"/>
+        <w:ind w:left="720" w:hanging="300"/>
+      </w:pPr>
+      <w:r>
+        <w:rPr>
+          <w:sz w:val="22"/>
+          <w:szCs w:val="22"/>
+        </w:rPr>
+        <w:t xml:space="preserve">4.	Find two nations whose land it crossed.</w:t>
+      </w:r>
+    </w:p>
+    <w:p>
+      <w:pPr>
+        <w:keepNext/>
+        <w:spacing w:before="40"/>
+        <w:ind w:left="360"/>
+      </w:pPr>
+      <w:r>
+        <w:rPr>
+          <w:b/>
+          <w:bCs/>
+          <w:color w:val="00619B"/>
+        </w:rPr>
+        <w:t xml:space="preserve">Answer: </w:t>
+      </w:r>
+      <w:r>
+        <w:t xml:space="preserve">Which two nations' land did the trail cross? Was the land the trail crossed empty? What might the trail have meant for the people who lived there?</w:t>
       </w:r>
     </w:p>
     <w:p>
@@ -289,7 +536,7 @@
         <w:pBdr>
           <w:bottom w:val="single" w:color="8A949F" w:sz="4" w:space="1"/>
         </w:pBdr>
-        <w:spacing w:before="130" w:line="260"/>
+        <w:spacing w:before="80" w:line="240"/>
       </w:pPr>
       <w:r>
         <w:t xml:space="preserve"/>
@@ -301,7 +548,7 @@
         <w:pBdr>
           <w:bottom w:val="single" w:color="8A949E" w:sz="4" w:space="1"/>
         </w:pBdr>
-        <w:spacing w:before="130" w:line="260"/>
+        <w:spacing w:before="80" w:line="240"/>
       </w:pPr>
       <w:r>
         <w:t xml:space="preserve"/>
@@ -315,17 +562,89 @@
           <w:ilvl w:val="0"/>
           <w:numId w:val="2"/>
         </w:numPr>
-        <w:spacing w:before="160"/>
-      </w:pPr>
-      <w:r>
-        <w:rPr>
-          <w:b/>
-          <w:bCs/>
-        </w:rPr>
-        <w:t xml:space="preserve">From trails to rails. </w:t>
-      </w:r>
-      <w:r>
-        <w:t xml:space="preserve">In Map layers, turn on Railroads. Use the legend to find the Transcontinental Railroad (Union Pacific) and (Central Pacific) lines. Which trails do they follow most closely? Click a thin gray railroad line: when was it in operation by?</w:t>
+        <w:spacing w:after="20" w:before="100"/>
+      </w:pPr>
+      <w:r>
+        <w:rPr>
+          <w:b/>
+          <w:bCs/>
+        </w:rPr>
+        <w:t xml:space="preserve">From trails to rails</w:t>
+      </w:r>
+    </w:p>
+    <w:p>
+      <w:pPr>
+        <w:keepNext/>
+        <w:spacing w:after="0"/>
+        <w:ind w:left="360"/>
+      </w:pPr>
+      <w:r>
+        <w:rPr>
+          <w:b/>
+          <w:bCs/>
+          <w:color w:val="00619B"/>
+        </w:rPr>
+        <w:t xml:space="preserve">On the map:</w:t>
+      </w:r>
+    </w:p>
+    <w:p>
+      <w:pPr>
+        <w:keepNext/>
+        <w:spacing w:after="0" w:line="230"/>
+        <w:ind w:left="720" w:hanging="300"/>
+      </w:pPr>
+      <w:r>
+        <w:rPr>
+          <w:sz w:val="22"/>
+          <w:szCs w:val="22"/>
+        </w:rPr>
+        <w:t xml:space="preserve">1.	In Map layers, turn on Railroads.</w:t>
+      </w:r>
+    </w:p>
+    <w:p>
+      <w:pPr>
+        <w:keepNext/>
+        <w:spacing w:after="0" w:line="230"/>
+        <w:ind w:left="720" w:hanging="300"/>
+      </w:pPr>
+      <w:r>
+        <w:rPr>
+          <w:sz w:val="22"/>
+          <w:szCs w:val="22"/>
+        </w:rPr>
+        <w:t xml:space="preserve">2.	Use the legend to find the Transcontinental Railroad (Union Pacific) and (Central Pacific) lines.</w:t>
+      </w:r>
+    </w:p>
+    <w:p>
+      <w:pPr>
+        <w:keepNext/>
+        <w:spacing w:after="0" w:line="230"/>
+        <w:ind w:left="720" w:hanging="300"/>
+      </w:pPr>
+      <w:r>
+        <w:rPr>
+          <w:sz w:val="22"/>
+          <w:szCs w:val="22"/>
+        </w:rPr>
+        <w:t xml:space="preserve">3.	Click a thin gray railroad line and read when it was in operation by.</w:t>
+      </w:r>
+    </w:p>
+    <w:p>
+      <w:pPr>
+        <w:keepNext/>
+        <w:spacing w:before="40"/>
+        <w:ind w:left="360"/>
+      </w:pPr>
+      <w:r>
+        <w:rPr>
+          <w:b/>
+          <w:bCs/>
+          <w:color w:val="00619B"/>
+        </w:rPr>
+        <w:t xml:space="preserve">Answer: </w:t>
+      </w:r>
+      <w:r>
+        <w:t xml:space="preserve">Which trails do the Transcontinental Railroad lines follow most closely? By when was the gray railroad line in operation?</w:t>
       </w:r>
     </w:p>
     <w:p>
@@ -334,7 +653,7 @@
         <w:pBdr>
           <w:bottom w:val="single" w:color="8A949F" w:sz="4" w:space="1"/>
         </w:pBdr>
-        <w:spacing w:before="130" w:line="260"/>
+        <w:spacing w:before="80" w:line="240"/>
       </w:pPr>
       <w:r>
         <w:t xml:space="preserve"/>
@@ -346,7 +665,7 @@
         <w:pBdr>
           <w:bottom w:val="single" w:color="8A949E" w:sz="4" w:space="1"/>
         </w:pBdr>
-        <w:spacing w:before="130" w:line="260"/>
+        <w:spacing w:before="80" w:line="240"/>
       </w:pPr>
       <w:r>
         <w:t xml:space="preserve"/>
@@ -355,7 +674,7 @@
     <w:p>
       <w:pPr>
         <w:keepNext/>
-        <w:spacing w:before="320"/>
+        <w:spacing w:before="160"/>
       </w:pPr>
       <w:r>
         <w:rPr>
@@ -374,7 +693,7 @@
         <w:pBdr>
           <w:bottom w:val="single" w:color="8A949F" w:sz="4" w:space="1"/>
         </w:pBdr>
-        <w:spacing w:before="130" w:line="260"/>
+        <w:spacing w:before="80" w:line="240"/>
       </w:pPr>
       <w:r>
         <w:t xml:space="preserve"/>
@@ -386,7 +705,7 @@
         <w:pBdr>
           <w:bottom w:val="single" w:color="8A949E" w:sz="4" w:space="1"/>
         </w:pBdr>
-        <w:spacing w:before="130" w:line="260"/>
+        <w:spacing w:before="80" w:line="240"/>
       </w:pPr>
       <w:r>
         <w:t xml:space="preserve"/>
@@ -398,7 +717,7 @@
         <w:pBdr>
           <w:bottom w:val="single" w:color="8A949F" w:sz="4" w:space="1"/>
         </w:pBdr>
-        <w:spacing w:before="130" w:line="260"/>
+        <w:spacing w:before="80" w:line="240"/>
       </w:pPr>
       <w:r>
         <w:t xml:space="preserve"/>
@@ -407,6 +726,7 @@
     <w:p>
       <w:pPr>
         <w:pStyle w:val="Heading2"/>
+        <w:spacing w:after="20" w:before="80"/>
       </w:pPr>
       <w:r>
         <w:t xml:space="preserve">Looking back</w:t>
@@ -422,11 +742,11 @@
     </w:p>
     <w:p>
       <w:pPr>
-        <w:keepNext/>
+        <w:keepNext w:val="false"/>
         <w:pBdr>
           <w:bottom w:val="single" w:color="8A949F" w:sz="4" w:space="1"/>
         </w:pBdr>
-        <w:spacing w:before="130" w:line="260"/>
+        <w:spacing w:before="80" w:line="240"/>
       </w:pPr>
       <w:r>
         <w:t xml:space="preserve"/>
@@ -434,22 +754,14 @@
     </w:p>
     <w:p>
       <w:pPr>
-        <w:keepNext w:val="false"/>
-        <w:pBdr>
-          <w:bottom w:val="single" w:color="8A949E" w:sz="4" w:space="1"/>
-        </w:pBdr>
-        <w:spacing w:before="130" w:line="260"/>
-      </w:pPr>
-      <w:r>
-        <w:t xml:space="preserve"/>
-      </w:r>
-    </w:p>
-    <w:p>
-      <w:pPr>
         <w:pStyle w:val="Credits"/>
-        <w:spacing w:before="120"/>
-      </w:pPr>
-      <w:r>
+        <w:spacing w:before="60" w:line="190"/>
+      </w:pPr>
+      <w:r>
+        <w:rPr>
+          <w:sz w:val="16"/>
+          <w:szCs w:val="16"/>
+        </w:rPr>
         <w:t xml:space="preserve">Map data: National Geographic Education, from National Park Service trail information; Jeremy Atack, historical railroad data (ICPSR 36353), prepared by the MapMaker team; Native Land Digital.</w:t>
       </w:r>
     </w:p>
@@ -512,7 +824,7 @@
       <w:pStyle w:val="Credits"/>
     </w:pPr>
     <w:r>
-      <w:t xml:space="preserve">Roads, Trails, and Rails West, 0.5.1.</w:t>
+      <w:t xml:space="preserve">Roads, Trails, and Rails West, 0.6.0.</w:t>
     </w:r>
   </w:p>
 </w:ftr>

--- a/resources/dist/sheets/roads-trails-and-rails-west-student-sheet-en.docx
+++ b/resources/dist/sheets/roads-trails-and-rails-west-student-sheet-en.docx
@@ -64,7 +64,7 @@
         </w:rPr>
         <w:t xml:space="preserve">Open the map in MapMaker: </w:t>
       </w:r>
-      <w:hyperlink w:history="1" r:id="rIdsxzltqbzop0fi38el01af">
+      <w:hyperlink w:history="1" r:id="rIda8ryd4u0hhkewxkfmokvn">
         <w:r>
           <w:rPr>
             <w:i/>
@@ -824,7 +824,7 @@
       <w:pStyle w:val="Credits"/>
     </w:pPr>
     <w:r>
-      <w:t xml:space="preserve">Roads, Trails, and Rails West, 0.6.0.</w:t>
+      <w:t xml:space="preserve">Roads, Trails, and Rails West, 0.7.0.</w:t>
     </w:r>
   </w:p>
 </w:ftr>

--- a/resources/dist/sheets/roads-trails-and-rails-west-student-sheet-en.docx
+++ b/resources/dist/sheets/roads-trails-and-rails-west-student-sheet-en.docx
@@ -64,7 +64,7 @@
         </w:rPr>
         <w:t xml:space="preserve">Open the map in MapMaker: </w:t>
       </w:r>
-      <w:hyperlink w:history="1" r:id="rIda8ryd4u0hhkewxkfmokvn">
+      <w:hyperlink w:history="1" r:id="rIdfqedn2fi0b3rzqymqoc78">
         <w:r>
           <w:rPr>
             <w:i/>

--- a/resources/dist/sheets/roads-trails-and-rails-west-student-sheet-en.docx
+++ b/resources/dist/sheets/roads-trails-and-rails-west-student-sheet-en.docx
@@ -64,7 +64,7 @@
         </w:rPr>
         <w:t xml:space="preserve">Open the map in MapMaker: </w:t>
       </w:r>
-      <w:hyperlink w:history="1" r:id="rIdfqedn2fi0b3rzqymqoc78">
+      <w:hyperlink w:history="1" r:id="rIdlrfpgdfszdzlblhq6zgkq">
         <w:r>
           <w:rPr>
             <w:i/>

--- a/resources/dist/sheets/roads-trails-and-rails-west-student-sheet-en.docx
+++ b/resources/dist/sheets/roads-trails-and-rails-west-student-sheet-en.docx
@@ -62,9 +62,9 @@
           <w:i/>
           <w:iCs/>
         </w:rPr>
-        <w:t xml:space="preserve">Open the map in MapMaker: </w:t>
-      </w:r>
-      <w:hyperlink w:history="1" r:id="rIdlrfpgdfszdzlblhq6zgkq">
+        <w:t xml:space="preserve">Open the map: </w:t>
+      </w:r>
+      <w:hyperlink w:history="1" r:id="rIdbem_np232slohvy9-b9bl">
         <w:r>
           <w:rPr>
             <w:i/>
@@ -82,7 +82,7 @@
         <w:spacing w:after="160"/>
       </w:pPr>
       <w:r>
-        <w:t xml:space="preserve">Map address: https://mpmkr.maps.arcgis.com/apps/instant/atlas/index.html?appid=0cd1cdee853c413a84bfe4b9a6931f0d&amp;webmap=3ec83a9d66454ade8aead0a64872d931</w:t>
+        <w:t xml:space="preserve">Map address: https://www.arcgis.com/apps/instant/atlas/index.html?appid=0cd1cdee853c413a84bfe4b9a6931f0d&amp;webmap=3ec83a9d66454ade8aead0a64872d931</w:t>
       </w:r>
     </w:p>
     <w:p>

--- a/resources/dist/sheets/roads-trails-and-rails-west-student-sheet-en.docx
+++ b/resources/dist/sheets/roads-trails-and-rails-west-student-sheet-en.docx
@@ -64,7 +64,7 @@
         </w:rPr>
         <w:t xml:space="preserve">Open the map: </w:t>
       </w:r>
-      <w:hyperlink w:history="1" r:id="rIdbem_np232slohvy9-b9bl">
+      <w:hyperlink w:history="1" r:id="rIdblc2lnrhmf7b1l44lehbv">
         <w:r>
           <w:rPr>
             <w:i/>

--- a/resources/dist/sheets/roads-trails-and-rails-west-student-sheet-en.docx
+++ b/resources/dist/sheets/roads-trails-and-rails-west-student-sheet-en.docx
@@ -64,7 +64,7 @@
         </w:rPr>
         <w:t xml:space="preserve">Open the map: </w:t>
       </w:r>
-      <w:hyperlink w:history="1" r:id="rIdblc2lnrhmf7b1l44lehbv">
+      <w:hyperlink w:history="1" r:id="rIdwbjotmhlmdpjw0pzcnqp4">
         <w:r>
           <w:rPr>
             <w:i/>

--- a/resources/dist/sheets/roads-trails-and-rails-west-student-sheet-en.docx
+++ b/resources/dist/sheets/roads-trails-and-rails-west-student-sheet-en.docx
@@ -64,7 +64,7 @@
         </w:rPr>
         <w:t xml:space="preserve">Open the map: </w:t>
       </w:r>
-      <w:hyperlink w:history="1" r:id="rIdwbjotmhlmdpjw0pzcnqp4">
+      <w:hyperlink w:history="1" r:id="rIdfwiytoizdkvbel4dqsa4q">
         <w:r>
           <w:rPr>
             <w:i/>
@@ -824,7 +824,7 @@
       <w:pStyle w:val="Credits"/>
     </w:pPr>
     <w:r>
-      <w:t xml:space="preserve">Roads, Trails, and Rails West, 0.7.0.</w:t>
+      <w:t xml:space="preserve">Roads, Trails, and Rails West, 0.7.1.</w:t>
     </w:r>
   </w:p>
 </w:ftr>

--- a/resources/dist/sheets/roads-trails-and-rails-west-student-sheet-en.docx
+++ b/resources/dist/sheets/roads-trails-and-rails-west-student-sheet-en.docx
@@ -55,7 +55,7 @@
     </w:p>
     <w:p>
       <w:pPr>
-        <w:spacing w:after="40"/>
+        <w:spacing w:after="160"/>
       </w:pPr>
       <w:r>
         <w:rPr>
@@ -64,7 +64,7 @@
         </w:rPr>
         <w:t xml:space="preserve">Open the map: </w:t>
       </w:r>
-      <w:hyperlink w:history="1" r:id="rIdfwiytoizdkvbel4dqsa4q">
+      <w:hyperlink w:history="1" r:id="rIduvxuyf0qvu145g-_8eiq2">
         <w:r>
           <w:rPr>
             <w:i/>
@@ -78,15 +78,6 @@
     </w:p>
     <w:p>
       <w:pPr>
-        <w:pStyle w:val="Credits"/>
-        <w:spacing w:after="160"/>
-      </w:pPr>
-      <w:r>
-        <w:t xml:space="preserve">Map address: https://www.arcgis.com/apps/instant/atlas/index.html?appid=0cd1cdee853c413a84bfe4b9a6931f0d&amp;webmap=3ec83a9d66454ade8aead0a64872d931</w:t>
-      </w:r>
-    </w:p>
-    <w:p>
-      <w:pPr>
         <w:pStyle w:val="Heading2"/>
         <w:spacing w:after="20" w:before="80"/>
       </w:pPr>
@@ -750,19 +741,6 @@
       </w:pPr>
       <w:r>
         <w:t xml:space="preserve"/>
-      </w:r>
-    </w:p>
-    <w:p>
-      <w:pPr>
-        <w:pStyle w:val="Credits"/>
-        <w:spacing w:before="60" w:line="190"/>
-      </w:pPr>
-      <w:r>
-        <w:rPr>
-          <w:sz w:val="16"/>
-          <w:szCs w:val="16"/>
-        </w:rPr>
-        <w:t xml:space="preserve">Map data: National Geographic Education, from National Park Service trail information; Jeremy Atack, historical railroad data (ICPSR 36353), prepared by the MapMaker team; Native Land Digital.</w:t>
       </w:r>
     </w:p>
     <w:sectPr>

--- a/resources/dist/sheets/roads-trails-and-rails-west-student-sheet-en.docx
+++ b/resources/dist/sheets/roads-trails-and-rails-west-student-sheet-en.docx
@@ -64,7 +64,7 @@
         </w:rPr>
         <w:t xml:space="preserve">Open the map: </w:t>
       </w:r>
-      <w:hyperlink w:history="1" r:id="rIduvxuyf0qvu145g-_8eiq2">
+      <w:hyperlink w:history="1" r:id="rIdvrzlhikjcy0oczc2dkbcu">
         <w:r>
           <w:rPr>
             <w:i/>

--- a/resources/dist/sheets/roads-trails-and-rails-west-student-sheet-en.docx
+++ b/resources/dist/sheets/roads-trails-and-rails-west-student-sheet-en.docx
@@ -64,7 +64,7 @@
         </w:rPr>
         <w:t xml:space="preserve">Open the map: </w:t>
       </w:r>
-      <w:hyperlink w:history="1" r:id="rIdvrzlhikjcy0oczc2dkbcu">
+      <w:hyperlink w:history="1" r:id="rIdfistmxionjuykszate7hv">
         <w:r>
           <w:rPr>
             <w:i/>
@@ -802,7 +802,7 @@
       <w:pStyle w:val="Credits"/>
     </w:pPr>
     <w:r>
-      <w:t xml:space="preserve">Roads, Trails, and Rails West, 0.7.1.</w:t>
+      <w:t xml:space="preserve">Roads, Trails, and Rails West, 0.7.2.</w:t>
     </w:r>
   </w:p>
 </w:ftr>

--- a/resources/dist/sheets/roads-trails-and-rails-west-student-sheet-en.docx
+++ b/resources/dist/sheets/roads-trails-and-rails-west-student-sheet-en.docx
@@ -64,7 +64,7 @@
         </w:rPr>
         <w:t xml:space="preserve">Open the map: </w:t>
       </w:r>
-      <w:hyperlink w:history="1" r:id="rIdfistmxionjuykszate7hv">
+      <w:hyperlink w:history="1" r:id="rIdgxqyxb3qunijyosfikeh7">
         <w:r>
           <w:rPr>
             <w:i/>

--- a/resources/dist/sheets/roads-trails-and-rails-west-student-sheet-en.docx
+++ b/resources/dist/sheets/roads-trails-and-rails-west-student-sheet-en.docx
@@ -64,7 +64,7 @@
         </w:rPr>
         <w:t xml:space="preserve">Open the map: </w:t>
       </w:r>
-      <w:hyperlink w:history="1" r:id="rIdgxqyxb3qunijyosfikeh7">
+      <w:hyperlink w:history="1" r:id="rIdgz6a6cauhhbp2dorrmri4">
         <w:r>
           <w:rPr>
             <w:i/>

--- a/resources/dist/sheets/roads-trails-and-rails-west-student-sheet-en.docx
+++ b/resources/dist/sheets/roads-trails-and-rails-west-student-sheet-en.docx
@@ -64,7 +64,7 @@
         </w:rPr>
         <w:t xml:space="preserve">Open the map: </w:t>
       </w:r>
-      <w:hyperlink w:history="1" r:id="rIdgz6a6cauhhbp2dorrmri4">
+      <w:hyperlink w:history="1" r:id="rIdephuwuoejk2m0km_ill0w">
         <w:r>
           <w:rPr>
             <w:i/>
